--- a/lessons/6-8/downloads/reveal/teacher/6.8-session-2-prerequisite-practice-a.docx
+++ b/lessons/6-8/downloads/reveal/teacher/6.8-session-2-prerequisite-practice-a.docx
@@ -15,10 +15,28 @@
         <w:rPr>
           <w:rFonts w:ascii="Avenir Next" w:hAnsi="Avenir Next" w:cs="Avenir Next" w:eastAsia="Avenir Next"/>
           <w:color w:val="1A1A1A"/>
+          <w:sz w:val="22"/>
+          <w:szCs w:val="20"/>
+        </w:rPr>
+        <w:t xml:space="preserve">Name</w:t>
+      </w:r>
+      <w:r>
+        <w:rPr>
+          <w:rFonts w:ascii="Avenir Next" w:hAnsi="Avenir Next" w:cs="Avenir Next" w:eastAsia="Avenir Next"/>
+          <w:color w:val="1A1A1A"/>
           <w:sz w:val="20"/>
           <w:szCs w:val="20"/>
         </w:rPr>
-        <w:t xml:space="preserve">Name</w:t>
+        <w:tab/>
+      </w:r>
+      <w:r>
+        <w:rPr>
+          <w:rFonts w:ascii="Avenir Next" w:hAnsi="Avenir Next" w:cs="Avenir Next" w:eastAsia="Avenir Next"/>
+          <w:color w:val="1A1A1A"/>
+          <w:sz w:val="22"/>
+          <w:szCs w:val="20"/>
+        </w:rPr>
+        <w:t xml:space="preserve">   Date</w:t>
       </w:r>
       <w:r>
         <w:rPr>
@@ -33,25 +51,7 @@
         <w:rPr>
           <w:rFonts w:ascii="Avenir Next" w:hAnsi="Avenir Next" w:cs="Avenir Next" w:eastAsia="Avenir Next"/>
           <w:color w:val="1A1A1A"/>
-          <w:sz w:val="20"/>
-          <w:szCs w:val="20"/>
-        </w:rPr>
-        <w:t xml:space="preserve">   Date</w:t>
-      </w:r>
-      <w:r>
-        <w:rPr>
-          <w:rFonts w:ascii="Avenir Next" w:hAnsi="Avenir Next" w:cs="Avenir Next" w:eastAsia="Avenir Next"/>
-          <w:color w:val="1A1A1A"/>
-          <w:sz w:val="20"/>
-          <w:szCs w:val="20"/>
-        </w:rPr>
-        <w:tab/>
-      </w:r>
-      <w:r>
-        <w:rPr>
-          <w:rFonts w:ascii="Avenir Next" w:hAnsi="Avenir Next" w:cs="Avenir Next" w:eastAsia="Avenir Next"/>
-          <w:color w:val="1A1A1A"/>
-          <w:sz w:val="20"/>
+          <w:sz w:val="22"/>
           <w:szCs w:val="20"/>
         </w:rPr>
         <w:t xml:space="preserve">   Period</w:t>
@@ -78,7 +78,7 @@
           <w:caps/>
           <w:color w:val="003A70"/>
           <w:spacing w:val="12"/>
-          <w:sz w:val="19"/>
+          <w:sz w:val="22"/>
           <w:szCs w:val="19"/>
         </w:rPr>
         <w:t xml:space="preserve">Lesson 6-8  ·  Session 2  ·  Prerequisite Practice A  ·  Skill 1 of 2</w:t>
@@ -86,6 +86,7 @@
     </w:p>
     <w:p>
       <w:pPr>
+        <w:pStyle w:val="Heading1"/>
         <w:keepNext/>
         <w:spacing w:before="0" w:after="10" w:line="240" w:lineRule="auto"/>
       </w:pPr>
@@ -111,7 +112,7 @@
         <w:rPr>
           <w:rFonts w:ascii="Avenir Next" w:hAnsi="Avenir Next" w:cs="Avenir Next" w:eastAsia="Avenir Next"/>
           <w:color w:val="5A5F66"/>
-          <w:sz w:val="17"/>
+          <w:sz w:val="22"/>
           <w:szCs w:val="17"/>
         </w:rPr>
         <w:t xml:space="preserve">Builds on Grade 4 · 4.OA.B.4</w:t>
@@ -154,6 +155,7 @@
           </w:tcPr>
           <w:p>
             <w:pPr>
+              <w:pStyle w:val="Heading2"/>
               <w:spacing w:before="0" w:after="0" w:line="252" w:lineRule="auto"/>
             </w:pPr>
             <w:r>
@@ -183,7 +185,7 @@
               <w:rPr>
                 <w:rFonts w:ascii="Avenir Next" w:hAnsi="Avenir Next" w:cs="Avenir Next" w:eastAsia="Avenir Next"/>
                 <w:color w:val="1A1A1A"/>
-                <w:sz w:val="20"/>
+                <w:sz w:val="22"/>
                 <w:szCs w:val="20"/>
               </w:rPr>
               <w:t xml:space="preserve">You will factor 18</w:t>
@@ -193,7 +195,7 @@
                 <w:rFonts w:ascii="Avenir Next" w:hAnsi="Avenir Next" w:cs="Avenir Next" w:eastAsia="Avenir Next"/>
                 <w:i/>
                 <w:color w:val="1A1A1A"/>
-                <w:sz w:val="20"/>
+                <w:sz w:val="22"/>
                 <w:szCs w:val="20"/>
               </w:rPr>
               <w:t xml:space="preserve">x</w:t>
@@ -202,7 +204,7 @@
               <w:rPr>
                 <w:rFonts w:ascii="Avenir Next" w:hAnsi="Avenir Next" w:cs="Avenir Next" w:eastAsia="Avenir Next"/>
                 <w:color w:val="1A1A1A"/>
-                <w:sz w:val="20"/>
+                <w:sz w:val="22"/>
                 <w:szCs w:val="20"/>
               </w:rPr>
               <w:t xml:space="preserve"> + 24 with a number that divides both 18 and 24.</w:t>
@@ -222,6 +224,7 @@
           </w:tcPr>
           <w:p>
             <w:pPr>
+              <w:pStyle w:val="Heading2"/>
               <w:spacing w:before="0" w:after="0" w:line="252" w:lineRule="auto"/>
             </w:pPr>
             <w:r>
@@ -251,7 +254,7 @@
               <w:rPr>
                 <w:rFonts w:ascii="Avenir Next" w:hAnsi="Avenir Next" w:cs="Avenir Next" w:eastAsia="Avenir Next"/>
                 <w:color w:val="1A1A1A"/>
-                <w:sz w:val="20"/>
+                <w:sz w:val="22"/>
                 <w:szCs w:val="20"/>
               </w:rPr>
               <w:t xml:space="preserve">Find the common factors of two numbers, like 12 and 20.  </w:t>
@@ -261,7 +264,7 @@
                 <w:rFonts w:ascii="Avenir Next" w:hAnsi="Avenir Next" w:cs="Avenir Next" w:eastAsia="Avenir Next"/>
                 <w:b/>
                 <w:color w:val="1A1A1A"/>
-                <w:sz w:val="20"/>
+                <w:sz w:val="22"/>
                 <w:szCs w:val="20"/>
               </w:rPr>
               <w:t xml:space="preserve">You will use it in Practice Form A, problems 2 and 7.</w:t>
@@ -272,6 +275,7 @@
     </w:tbl>
     <w:p>
       <w:pPr>
+        <w:pStyle w:val="Heading2"/>
         <w:keepNext/>
         <w:pBdr>
           <w:bottom w:val="single" w:sz="8" w:space="3" w:color="003A70"/>
@@ -287,7 +291,7 @@
           <w:b/>
           <w:color w:val="003A70"/>
           <w:spacing w:val="14"/>
-          <w:sz w:val="19"/>
+          <w:sz w:val="22"/>
           <w:szCs w:val="19"/>
         </w:rPr>
         <w:t xml:space="preserve">STEPS TO FOLLOW</w:t>
@@ -306,7 +310,7 @@
           <w:rFonts w:ascii="Avenir Next" w:hAnsi="Avenir Next" w:cs="Avenir Next" w:eastAsia="Avenir Next"/>
           <w:i/>
           <w:color w:val="5A5F66"/>
-          <w:sz w:val="17"/>
+          <w:sz w:val="22"/>
           <w:szCs w:val="17"/>
         </w:rPr>
         <w:t xml:space="preserve">use these same steps on every problem</w:t>
@@ -348,6 +352,7 @@
           </w:tcPr>
           <w:p>
             <w:pPr>
+              <w:pStyle w:val="Heading1"/>
               <w:spacing w:before="0" w:after="0" w:line="240" w:lineRule="auto"/>
               <w:jc w:val="center"/>
             </w:pPr>
@@ -376,7 +381,7 @@
               <w:rPr>
                 <w:rFonts w:ascii="Avenir Next" w:hAnsi="Avenir Next" w:cs="Avenir Next" w:eastAsia="Avenir Next"/>
                 <w:color w:val="1A1A1A"/>
-                <w:sz w:val="21"/>
+                <w:sz w:val="22"/>
                 <w:szCs w:val="21"/>
               </w:rPr>
               <w:t xml:space="preserve">List all the </w:t>
@@ -386,7 +391,7 @@
                 <w:rFonts w:ascii="Avenir Next" w:hAnsi="Avenir Next" w:cs="Avenir Next" w:eastAsia="Avenir Next"/>
                 <w:b/>
                 <w:color w:val="1A1A1A"/>
-                <w:sz w:val="21"/>
+                <w:sz w:val="22"/>
                 <w:szCs w:val="21"/>
               </w:rPr>
               <w:t xml:space="preserve">factors</w:t>
@@ -395,7 +400,7 @@
               <w:rPr>
                 <w:rFonts w:ascii="Avenir Next" w:hAnsi="Avenir Next" w:cs="Avenir Next" w:eastAsia="Avenir Next"/>
                 <w:color w:val="1A1A1A"/>
-                <w:sz w:val="21"/>
+                <w:sz w:val="22"/>
                 <w:szCs w:val="21"/>
               </w:rPr>
               <w:t xml:space="preserve"> of the first number.</w:t>
@@ -414,6 +419,7 @@
           </w:tcPr>
           <w:p>
             <w:pPr>
+              <w:pStyle w:val="Heading1"/>
               <w:spacing w:before="0" w:after="0" w:line="240" w:lineRule="auto"/>
               <w:jc w:val="center"/>
             </w:pPr>
@@ -442,7 +448,7 @@
               <w:rPr>
                 <w:rFonts w:ascii="Avenir Next" w:hAnsi="Avenir Next" w:cs="Avenir Next" w:eastAsia="Avenir Next"/>
                 <w:color w:val="1A1A1A"/>
-                <w:sz w:val="21"/>
+                <w:sz w:val="22"/>
                 <w:szCs w:val="21"/>
               </w:rPr>
               <w:t xml:space="preserve">List all the </w:t>
@@ -452,7 +458,7 @@
                 <w:rFonts w:ascii="Avenir Next" w:hAnsi="Avenir Next" w:cs="Avenir Next" w:eastAsia="Avenir Next"/>
                 <w:b/>
                 <w:color w:val="1A1A1A"/>
-                <w:sz w:val="21"/>
+                <w:sz w:val="22"/>
                 <w:szCs w:val="21"/>
               </w:rPr>
               <w:t xml:space="preserve">factors</w:t>
@@ -461,7 +467,7 @@
               <w:rPr>
                 <w:rFonts w:ascii="Avenir Next" w:hAnsi="Avenir Next" w:cs="Avenir Next" w:eastAsia="Avenir Next"/>
                 <w:color w:val="1A1A1A"/>
-                <w:sz w:val="21"/>
+                <w:sz w:val="22"/>
                 <w:szCs w:val="21"/>
               </w:rPr>
               <w:t xml:space="preserve"> of the second number.</w:t>
@@ -480,6 +486,7 @@
           </w:tcPr>
           <w:p>
             <w:pPr>
+              <w:pStyle w:val="Heading1"/>
               <w:spacing w:before="0" w:after="0" w:line="240" w:lineRule="auto"/>
               <w:jc w:val="center"/>
             </w:pPr>
@@ -508,7 +515,7 @@
               <w:rPr>
                 <w:rFonts w:ascii="Avenir Next" w:hAnsi="Avenir Next" w:cs="Avenir Next" w:eastAsia="Avenir Next"/>
                 <w:color w:val="1A1A1A"/>
-                <w:sz w:val="21"/>
+                <w:sz w:val="22"/>
                 <w:szCs w:val="21"/>
               </w:rPr>
               <w:t xml:space="preserve">Find the numbers on </w:t>
@@ -518,7 +525,7 @@
                 <w:rFonts w:ascii="Avenir Next" w:hAnsi="Avenir Next" w:cs="Avenir Next" w:eastAsia="Avenir Next"/>
                 <w:b/>
                 <w:color w:val="1A1A1A"/>
-                <w:sz w:val="21"/>
+                <w:sz w:val="22"/>
                 <w:szCs w:val="21"/>
               </w:rPr>
               <w:t xml:space="preserve">both</w:t>
@@ -527,7 +534,7 @@
               <w:rPr>
                 <w:rFonts w:ascii="Avenir Next" w:hAnsi="Avenir Next" w:cs="Avenir Next" w:eastAsia="Avenir Next"/>
                 <w:color w:val="1A1A1A"/>
-                <w:sz w:val="21"/>
+                <w:sz w:val="22"/>
                 <w:szCs w:val="21"/>
               </w:rPr>
               <w:t xml:space="preserve"> lists.</w:t>
@@ -538,6 +545,7 @@
     </w:tbl>
     <w:p>
       <w:pPr>
+        <w:pStyle w:val="Heading2"/>
         <w:keepNext/>
         <w:pBdr>
           <w:bottom w:val="single" w:sz="8" w:space="3" w:color="003A70"/>
@@ -553,7 +561,7 @@
           <w:b/>
           <w:color w:val="003A70"/>
           <w:spacing w:val="14"/>
-          <w:sz w:val="19"/>
+          <w:sz w:val="22"/>
           <w:szCs w:val="19"/>
         </w:rPr>
         <w:t xml:space="preserve">WATCH ME</w:t>
@@ -572,7 +580,7 @@
           <w:rFonts w:ascii="Avenir Next" w:hAnsi="Avenir Next" w:cs="Avenir Next" w:eastAsia="Avenir Next"/>
           <w:i/>
           <w:color w:val="5A5F66"/>
-          <w:sz w:val="17"/>
+          <w:sz w:val="22"/>
           <w:szCs w:val="17"/>
         </w:rPr>
         <w:t xml:space="preserve">the steps in action</w:t>
@@ -587,7 +595,7 @@
           <w:rFonts w:ascii="Avenir Next" w:hAnsi="Avenir Next" w:cs="Avenir Next" w:eastAsia="Avenir Next"/>
           <w:b/>
           <w:color w:val="1A1A1A"/>
-          <w:sz w:val="21"/>
+          <w:sz w:val="22"/>
           <w:szCs w:val="21"/>
         </w:rPr>
         <w:t xml:space="preserve">Find the common factors of 12 and 20.</w:t>
@@ -606,25 +614,25 @@
           <w:rFonts w:ascii="Avenir Next" w:hAnsi="Avenir Next" w:cs="Avenir Next" w:eastAsia="Avenir Next"/>
           <w:b/>
           <w:color w:val="003A70"/>
+          <w:sz w:val="22"/>
+          <w:szCs w:val="19"/>
+        </w:rPr>
+        <w:t xml:space="preserve">Step 1</w:t>
+      </w:r>
+      <w:r>
+        <w:rPr>
+          <w:rFonts w:ascii="Avenir Next" w:hAnsi="Avenir Next" w:cs="Avenir Next" w:eastAsia="Avenir Next"/>
+          <w:color w:val="1A1A1A"/>
           <w:sz w:val="19"/>
           <w:szCs w:val="19"/>
         </w:rPr>
-        <w:t xml:space="preserve">Step 1</w:t>
-      </w:r>
-      <w:r>
-        <w:rPr>
-          <w:rFonts w:ascii="Avenir Next" w:hAnsi="Avenir Next" w:cs="Avenir Next" w:eastAsia="Avenir Next"/>
-          <w:color w:val="1A1A1A"/>
-          <w:sz w:val="19"/>
-          <w:szCs w:val="19"/>
-        </w:rPr>
         <w:tab/>
       </w:r>
       <w:r>
         <w:rPr>
           <w:rFonts w:ascii="Avenir Next" w:hAnsi="Avenir Next" w:cs="Avenir Next" w:eastAsia="Avenir Next"/>
           <w:color w:val="1A1A1A"/>
-          <w:sz w:val="21"/>
+          <w:sz w:val="22"/>
           <w:szCs w:val="21"/>
         </w:rPr>
         <w:t xml:space="preserve">12: 1, 2, 3, 4, 6, 12</w:t>
@@ -643,25 +651,25 @@
           <w:rFonts w:ascii="Avenir Next" w:hAnsi="Avenir Next" w:cs="Avenir Next" w:eastAsia="Avenir Next"/>
           <w:b/>
           <w:color w:val="003A70"/>
+          <w:sz w:val="22"/>
+          <w:szCs w:val="19"/>
+        </w:rPr>
+        <w:t xml:space="preserve">Step 2</w:t>
+      </w:r>
+      <w:r>
+        <w:rPr>
+          <w:rFonts w:ascii="Avenir Next" w:hAnsi="Avenir Next" w:cs="Avenir Next" w:eastAsia="Avenir Next"/>
+          <w:color w:val="1A1A1A"/>
           <w:sz w:val="19"/>
           <w:szCs w:val="19"/>
         </w:rPr>
-        <w:t xml:space="preserve">Step 2</w:t>
-      </w:r>
-      <w:r>
-        <w:rPr>
-          <w:rFonts w:ascii="Avenir Next" w:hAnsi="Avenir Next" w:cs="Avenir Next" w:eastAsia="Avenir Next"/>
-          <w:color w:val="1A1A1A"/>
-          <w:sz w:val="19"/>
-          <w:szCs w:val="19"/>
-        </w:rPr>
         <w:tab/>
       </w:r>
       <w:r>
         <w:rPr>
           <w:rFonts w:ascii="Avenir Next" w:hAnsi="Avenir Next" w:cs="Avenir Next" w:eastAsia="Avenir Next"/>
           <w:color w:val="1A1A1A"/>
-          <w:sz w:val="21"/>
+          <w:sz w:val="22"/>
           <w:szCs w:val="21"/>
         </w:rPr>
         <w:t xml:space="preserve">20: 1, 2, 4, 5, 10, 20</w:t>
@@ -680,25 +688,25 @@
           <w:rFonts w:ascii="Avenir Next" w:hAnsi="Avenir Next" w:cs="Avenir Next" w:eastAsia="Avenir Next"/>
           <w:b/>
           <w:color w:val="003A70"/>
+          <w:sz w:val="22"/>
+          <w:szCs w:val="19"/>
+        </w:rPr>
+        <w:t xml:space="preserve">Step 3</w:t>
+      </w:r>
+      <w:r>
+        <w:rPr>
+          <w:rFonts w:ascii="Avenir Next" w:hAnsi="Avenir Next" w:cs="Avenir Next" w:eastAsia="Avenir Next"/>
+          <w:color w:val="1A1A1A"/>
           <w:sz w:val="19"/>
           <w:szCs w:val="19"/>
         </w:rPr>
-        <w:t xml:space="preserve">Step 3</w:t>
-      </w:r>
-      <w:r>
-        <w:rPr>
-          <w:rFonts w:ascii="Avenir Next" w:hAnsi="Avenir Next" w:cs="Avenir Next" w:eastAsia="Avenir Next"/>
-          <w:color w:val="1A1A1A"/>
-          <w:sz w:val="19"/>
-          <w:szCs w:val="19"/>
-        </w:rPr>
         <w:tab/>
       </w:r>
       <w:r>
         <w:rPr>
           <w:rFonts w:ascii="Avenir Next" w:hAnsi="Avenir Next" w:cs="Avenir Next" w:eastAsia="Avenir Next"/>
           <w:color w:val="1A1A1A"/>
-          <w:sz w:val="21"/>
+          <w:sz w:val="22"/>
           <w:szCs w:val="21"/>
         </w:rPr>
         <w:t xml:space="preserve">On both lists: 1, 2, 4</w:t>
@@ -717,18 +725,18 @@
           <w:rFonts w:ascii="Avenir Next" w:hAnsi="Avenir Next" w:cs="Avenir Next" w:eastAsia="Avenir Next"/>
           <w:b/>
           <w:color w:val="1A1A1A"/>
+          <w:sz w:val="22"/>
+          <w:szCs w:val="21"/>
+        </w:rPr>
+        <w:t xml:space="preserve">Answer</w:t>
+      </w:r>
+      <w:r>
+        <w:rPr>
+          <w:rFonts w:ascii="Avenir Next" w:hAnsi="Avenir Next" w:cs="Avenir Next" w:eastAsia="Avenir Next"/>
+          <w:color w:val="1A1A1A"/>
           <w:sz w:val="21"/>
           <w:szCs w:val="21"/>
         </w:rPr>
-        <w:t xml:space="preserve">Answer</w:t>
-      </w:r>
-      <w:r>
-        <w:rPr>
-          <w:rFonts w:ascii="Avenir Next" w:hAnsi="Avenir Next" w:cs="Avenir Next" w:eastAsia="Avenir Next"/>
-          <w:color w:val="1A1A1A"/>
-          <w:sz w:val="21"/>
-          <w:szCs w:val="21"/>
-        </w:rPr>
         <w:tab/>
       </w:r>
       <w:r>
@@ -736,7 +744,7 @@
           <w:rFonts w:ascii="Avenir Next" w:hAnsi="Avenir Next" w:cs="Avenir Next" w:eastAsia="Avenir Next"/>
           <w:b/>
           <w:color w:val="1A1A1A"/>
-          <w:sz w:val="21"/>
+          <w:sz w:val="22"/>
           <w:szCs w:val="21"/>
         </w:rPr>
         <w:t xml:space="preserve">1, 2, 4</w:t>
@@ -744,6 +752,7 @@
     </w:p>
     <w:p>
       <w:pPr>
+        <w:pStyle w:val="Heading2"/>
         <w:keepNext/>
         <w:pBdr>
           <w:bottom w:val="single" w:sz="8" w:space="3" w:color="003A70"/>
@@ -759,7 +768,7 @@
           <w:b/>
           <w:color w:val="003A70"/>
           <w:spacing w:val="14"/>
-          <w:sz w:val="19"/>
+          <w:sz w:val="22"/>
           <w:szCs w:val="19"/>
         </w:rPr>
         <w:t xml:space="preserve">TRY IT WITH HELP</w:t>
@@ -778,7 +787,7 @@
           <w:rFonts w:ascii="Avenir Next" w:hAnsi="Avenir Next" w:cs="Avenir Next" w:eastAsia="Avenir Next"/>
           <w:i/>
           <w:color w:val="5A5F66"/>
-          <w:sz w:val="17"/>
+          <w:sz w:val="22"/>
           <w:szCs w:val="17"/>
         </w:rPr>
         <w:t xml:space="preserve">fill in each step</w:t>
@@ -836,35 +845,35 @@
           <w:rFonts w:ascii="Avenir Next" w:hAnsi="Avenir Next" w:cs="Avenir Next" w:eastAsia="Avenir Next"/>
           <w:b/>
           <w:color w:val="003A70"/>
+          <w:sz w:val="22"/>
+          <w:szCs w:val="18"/>
+        </w:rPr>
+        <w:t xml:space="preserve">Step 1</w:t>
+      </w:r>
+      <w:r>
+        <w:rPr>
+          <w:rFonts w:ascii="Avenir Next" w:hAnsi="Avenir Next" w:cs="Avenir Next" w:eastAsia="Avenir Next"/>
+          <w:color w:val="1A1A1A"/>
           <w:sz w:val="18"/>
           <w:szCs w:val="18"/>
         </w:rPr>
-        <w:t xml:space="preserve">Step 1</w:t>
-      </w:r>
-      <w:r>
-        <w:rPr>
-          <w:rFonts w:ascii="Avenir Next" w:hAnsi="Avenir Next" w:cs="Avenir Next" w:eastAsia="Avenir Next"/>
-          <w:color w:val="1A1A1A"/>
-          <w:sz w:val="18"/>
-          <w:szCs w:val="18"/>
-        </w:rPr>
         <w:tab/>
       </w:r>
       <w:r>
         <w:rPr>
           <w:rFonts w:ascii="Avenir Next" w:hAnsi="Avenir Next" w:cs="Avenir Next" w:eastAsia="Avenir Next"/>
           <w:color w:val="1A1A1A"/>
+          <w:sz w:val="22"/>
+          <w:szCs w:val="21"/>
+        </w:rPr>
+        <w:t xml:space="preserve">15: 1, </w:t>
+      </w:r>
+      <w:r>
+        <w:rPr>
+          <w:rFonts w:ascii="Avenir Next" w:hAnsi="Avenir Next" w:cs="Avenir Next" w:eastAsia="Avenir Next"/>
+          <w:color w:val="1A1A1A"/>
           <w:sz w:val="21"/>
           <w:szCs w:val="21"/>
-        </w:rPr>
-        <w:t xml:space="preserve">15: 1, </w:t>
-      </w:r>
-      <w:r>
-        <w:rPr>
-          <w:rFonts w:ascii="Avenir Next" w:hAnsi="Avenir Next" w:cs="Avenir Next" w:eastAsia="Avenir Next"/>
-          <w:color w:val="1A1A1A"/>
-          <w:sz w:val="21"/>
-          <w:szCs w:val="21"/>
           <w:u w:val="single"/>
         </w:rPr>
         <w:t xml:space="preserve">                </w:t>
@@ -873,7 +882,7 @@
         <w:rPr>
           <w:rFonts w:ascii="Avenir Next" w:hAnsi="Avenir Next" w:cs="Avenir Next" w:eastAsia="Avenir Next"/>
           <w:color w:val="1A1A1A"/>
-          <w:sz w:val="21"/>
+          <w:sz w:val="22"/>
           <w:szCs w:val="21"/>
         </w:rPr>
         <w:t xml:space="preserve">, 5, 15</w:t>
@@ -893,35 +902,35 @@
           <w:rFonts w:ascii="Avenir Next" w:hAnsi="Avenir Next" w:cs="Avenir Next" w:eastAsia="Avenir Next"/>
           <w:b/>
           <w:color w:val="003A70"/>
+          <w:sz w:val="22"/>
+          <w:szCs w:val="18"/>
+        </w:rPr>
+        <w:t xml:space="preserve">Step 2</w:t>
+      </w:r>
+      <w:r>
+        <w:rPr>
+          <w:rFonts w:ascii="Avenir Next" w:hAnsi="Avenir Next" w:cs="Avenir Next" w:eastAsia="Avenir Next"/>
+          <w:color w:val="1A1A1A"/>
           <w:sz w:val="18"/>
           <w:szCs w:val="18"/>
         </w:rPr>
-        <w:t xml:space="preserve">Step 2</w:t>
-      </w:r>
-      <w:r>
-        <w:rPr>
-          <w:rFonts w:ascii="Avenir Next" w:hAnsi="Avenir Next" w:cs="Avenir Next" w:eastAsia="Avenir Next"/>
-          <w:color w:val="1A1A1A"/>
-          <w:sz w:val="18"/>
-          <w:szCs w:val="18"/>
-        </w:rPr>
         <w:tab/>
       </w:r>
       <w:r>
         <w:rPr>
           <w:rFonts w:ascii="Avenir Next" w:hAnsi="Avenir Next" w:cs="Avenir Next" w:eastAsia="Avenir Next"/>
           <w:color w:val="1A1A1A"/>
+          <w:sz w:val="22"/>
+          <w:szCs w:val="21"/>
+        </w:rPr>
+        <w:t xml:space="preserve">35: 1, 5, </w:t>
+      </w:r>
+      <w:r>
+        <w:rPr>
+          <w:rFonts w:ascii="Avenir Next" w:hAnsi="Avenir Next" w:cs="Avenir Next" w:eastAsia="Avenir Next"/>
+          <w:color w:val="1A1A1A"/>
           <w:sz w:val="21"/>
           <w:szCs w:val="21"/>
-        </w:rPr>
-        <w:t xml:space="preserve">35: 1, 5, </w:t>
-      </w:r>
-      <w:r>
-        <w:rPr>
-          <w:rFonts w:ascii="Avenir Next" w:hAnsi="Avenir Next" w:cs="Avenir Next" w:eastAsia="Avenir Next"/>
-          <w:color w:val="1A1A1A"/>
-          <w:sz w:val="21"/>
-          <w:szCs w:val="21"/>
           <w:u w:val="single"/>
         </w:rPr>
         <w:t xml:space="preserve">                </w:t>
@@ -930,7 +939,7 @@
         <w:rPr>
           <w:rFonts w:ascii="Avenir Next" w:hAnsi="Avenir Next" w:cs="Avenir Next" w:eastAsia="Avenir Next"/>
           <w:color w:val="1A1A1A"/>
-          <w:sz w:val="21"/>
+          <w:sz w:val="22"/>
           <w:szCs w:val="21"/>
         </w:rPr>
         <w:t xml:space="preserve">, 35</w:t>
@@ -950,35 +959,35 @@
           <w:rFonts w:ascii="Avenir Next" w:hAnsi="Avenir Next" w:cs="Avenir Next" w:eastAsia="Avenir Next"/>
           <w:b/>
           <w:color w:val="003A70"/>
+          <w:sz w:val="22"/>
+          <w:szCs w:val="18"/>
+        </w:rPr>
+        <w:t xml:space="preserve">Step 3</w:t>
+      </w:r>
+      <w:r>
+        <w:rPr>
+          <w:rFonts w:ascii="Avenir Next" w:hAnsi="Avenir Next" w:cs="Avenir Next" w:eastAsia="Avenir Next"/>
+          <w:color w:val="1A1A1A"/>
           <w:sz w:val="18"/>
           <w:szCs w:val="18"/>
         </w:rPr>
-        <w:t xml:space="preserve">Step 3</w:t>
-      </w:r>
-      <w:r>
-        <w:rPr>
-          <w:rFonts w:ascii="Avenir Next" w:hAnsi="Avenir Next" w:cs="Avenir Next" w:eastAsia="Avenir Next"/>
-          <w:color w:val="1A1A1A"/>
-          <w:sz w:val="18"/>
-          <w:szCs w:val="18"/>
-        </w:rPr>
         <w:tab/>
       </w:r>
       <w:r>
         <w:rPr>
           <w:rFonts w:ascii="Avenir Next" w:hAnsi="Avenir Next" w:cs="Avenir Next" w:eastAsia="Avenir Next"/>
           <w:color w:val="1A1A1A"/>
+          <w:sz w:val="22"/>
+          <w:szCs w:val="21"/>
+        </w:rPr>
+        <w:t xml:space="preserve">On both lists: </w:t>
+      </w:r>
+      <w:r>
+        <w:rPr>
+          <w:rFonts w:ascii="Avenir Next" w:hAnsi="Avenir Next" w:cs="Avenir Next" w:eastAsia="Avenir Next"/>
+          <w:color w:val="1A1A1A"/>
           <w:sz w:val="21"/>
           <w:szCs w:val="21"/>
-        </w:rPr>
-        <w:t xml:space="preserve">On both lists: </w:t>
-      </w:r>
-      <w:r>
-        <w:rPr>
-          <w:rFonts w:ascii="Avenir Next" w:hAnsi="Avenir Next" w:cs="Avenir Next" w:eastAsia="Avenir Next"/>
-          <w:color w:val="1A1A1A"/>
-          <w:sz w:val="21"/>
-          <w:szCs w:val="21"/>
           <w:u w:val="single"/>
         </w:rPr>
         <w:t xml:space="preserve">                </w:t>
@@ -987,7 +996,7 @@
         <w:rPr>
           <w:rFonts w:ascii="Avenir Next" w:hAnsi="Avenir Next" w:cs="Avenir Next" w:eastAsia="Avenir Next"/>
           <w:color w:val="1A1A1A"/>
-          <w:sz w:val="21"/>
+          <w:sz w:val="22"/>
           <w:szCs w:val="21"/>
         </w:rPr>
         <w:t xml:space="preserve"> and </w:t>
@@ -1060,35 +1069,35 @@
           <w:rFonts w:ascii="Avenir Next" w:hAnsi="Avenir Next" w:cs="Avenir Next" w:eastAsia="Avenir Next"/>
           <w:b/>
           <w:color w:val="003A70"/>
+          <w:sz w:val="22"/>
+          <w:szCs w:val="18"/>
+        </w:rPr>
+        <w:t xml:space="preserve">Step 1</w:t>
+      </w:r>
+      <w:r>
+        <w:rPr>
+          <w:rFonts w:ascii="Avenir Next" w:hAnsi="Avenir Next" w:cs="Avenir Next" w:eastAsia="Avenir Next"/>
+          <w:color w:val="1A1A1A"/>
           <w:sz w:val="18"/>
           <w:szCs w:val="18"/>
         </w:rPr>
-        <w:t xml:space="preserve">Step 1</w:t>
-      </w:r>
-      <w:r>
-        <w:rPr>
-          <w:rFonts w:ascii="Avenir Next" w:hAnsi="Avenir Next" w:cs="Avenir Next" w:eastAsia="Avenir Next"/>
-          <w:color w:val="1A1A1A"/>
-          <w:sz w:val="18"/>
-          <w:szCs w:val="18"/>
-        </w:rPr>
         <w:tab/>
       </w:r>
       <w:r>
         <w:rPr>
           <w:rFonts w:ascii="Avenir Next" w:hAnsi="Avenir Next" w:cs="Avenir Next" w:eastAsia="Avenir Next"/>
           <w:color w:val="1A1A1A"/>
+          <w:sz w:val="22"/>
+          <w:szCs w:val="21"/>
+        </w:rPr>
+        <w:t xml:space="preserve">16: 1, 2, </w:t>
+      </w:r>
+      <w:r>
+        <w:rPr>
+          <w:rFonts w:ascii="Avenir Next" w:hAnsi="Avenir Next" w:cs="Avenir Next" w:eastAsia="Avenir Next"/>
+          <w:color w:val="1A1A1A"/>
           <w:sz w:val="21"/>
           <w:szCs w:val="21"/>
-        </w:rPr>
-        <w:t xml:space="preserve">16: 1, 2, </w:t>
-      </w:r>
-      <w:r>
-        <w:rPr>
-          <w:rFonts w:ascii="Avenir Next" w:hAnsi="Avenir Next" w:cs="Avenir Next" w:eastAsia="Avenir Next"/>
-          <w:color w:val="1A1A1A"/>
-          <w:sz w:val="21"/>
-          <w:szCs w:val="21"/>
           <w:u w:val="single"/>
         </w:rPr>
         <w:t xml:space="preserve">                </w:t>
@@ -1097,7 +1106,7 @@
         <w:rPr>
           <w:rFonts w:ascii="Avenir Next" w:hAnsi="Avenir Next" w:cs="Avenir Next" w:eastAsia="Avenir Next"/>
           <w:color w:val="1A1A1A"/>
-          <w:sz w:val="21"/>
+          <w:sz w:val="22"/>
           <w:szCs w:val="21"/>
         </w:rPr>
         <w:t xml:space="preserve">, 8, 16</w:t>
@@ -1117,35 +1126,35 @@
           <w:rFonts w:ascii="Avenir Next" w:hAnsi="Avenir Next" w:cs="Avenir Next" w:eastAsia="Avenir Next"/>
           <w:b/>
           <w:color w:val="003A70"/>
+          <w:sz w:val="22"/>
+          <w:szCs w:val="18"/>
+        </w:rPr>
+        <w:t xml:space="preserve">Step 2</w:t>
+      </w:r>
+      <w:r>
+        <w:rPr>
+          <w:rFonts w:ascii="Avenir Next" w:hAnsi="Avenir Next" w:cs="Avenir Next" w:eastAsia="Avenir Next"/>
+          <w:color w:val="1A1A1A"/>
           <w:sz w:val="18"/>
           <w:szCs w:val="18"/>
         </w:rPr>
-        <w:t xml:space="preserve">Step 2</w:t>
-      </w:r>
-      <w:r>
-        <w:rPr>
-          <w:rFonts w:ascii="Avenir Next" w:hAnsi="Avenir Next" w:cs="Avenir Next" w:eastAsia="Avenir Next"/>
-          <w:color w:val="1A1A1A"/>
-          <w:sz w:val="18"/>
-          <w:szCs w:val="18"/>
-        </w:rPr>
         <w:tab/>
       </w:r>
       <w:r>
         <w:rPr>
           <w:rFonts w:ascii="Avenir Next" w:hAnsi="Avenir Next" w:cs="Avenir Next" w:eastAsia="Avenir Next"/>
           <w:color w:val="1A1A1A"/>
+          <w:sz w:val="22"/>
+          <w:szCs w:val="21"/>
+        </w:rPr>
+        <w:t xml:space="preserve">24: 1, 2, 3, </w:t>
+      </w:r>
+      <w:r>
+        <w:rPr>
+          <w:rFonts w:ascii="Avenir Next" w:hAnsi="Avenir Next" w:cs="Avenir Next" w:eastAsia="Avenir Next"/>
+          <w:color w:val="1A1A1A"/>
           <w:sz w:val="21"/>
           <w:szCs w:val="21"/>
-        </w:rPr>
-        <w:t xml:space="preserve">24: 1, 2, 3, </w:t>
-      </w:r>
-      <w:r>
-        <w:rPr>
-          <w:rFonts w:ascii="Avenir Next" w:hAnsi="Avenir Next" w:cs="Avenir Next" w:eastAsia="Avenir Next"/>
-          <w:color w:val="1A1A1A"/>
-          <w:sz w:val="21"/>
-          <w:szCs w:val="21"/>
           <w:u w:val="single"/>
         </w:rPr>
         <w:t xml:space="preserve">                </w:t>
@@ -1154,7 +1163,7 @@
         <w:rPr>
           <w:rFonts w:ascii="Avenir Next" w:hAnsi="Avenir Next" w:cs="Avenir Next" w:eastAsia="Avenir Next"/>
           <w:color w:val="1A1A1A"/>
-          <w:sz w:val="21"/>
+          <w:sz w:val="22"/>
           <w:szCs w:val="21"/>
         </w:rPr>
         <w:t xml:space="preserve">, 6, 8, 12, 24</w:t>
@@ -1174,28 +1183,47 @@
           <w:rFonts w:ascii="Avenir Next" w:hAnsi="Avenir Next" w:cs="Avenir Next" w:eastAsia="Avenir Next"/>
           <w:b/>
           <w:color w:val="003A70"/>
+          <w:sz w:val="22"/>
+          <w:szCs w:val="18"/>
+        </w:rPr>
+        <w:t xml:space="preserve">Step 3</w:t>
+      </w:r>
+      <w:r>
+        <w:rPr>
+          <w:rFonts w:ascii="Avenir Next" w:hAnsi="Avenir Next" w:cs="Avenir Next" w:eastAsia="Avenir Next"/>
+          <w:color w:val="1A1A1A"/>
           <w:sz w:val="18"/>
           <w:szCs w:val="18"/>
         </w:rPr>
-        <w:t xml:space="preserve">Step 3</w:t>
-      </w:r>
-      <w:r>
-        <w:rPr>
-          <w:rFonts w:ascii="Avenir Next" w:hAnsi="Avenir Next" w:cs="Avenir Next" w:eastAsia="Avenir Next"/>
-          <w:color w:val="1A1A1A"/>
-          <w:sz w:val="18"/>
-          <w:szCs w:val="18"/>
-        </w:rPr>
         <w:tab/>
       </w:r>
       <w:r>
         <w:rPr>
           <w:rFonts w:ascii="Avenir Next" w:hAnsi="Avenir Next" w:cs="Avenir Next" w:eastAsia="Avenir Next"/>
           <w:color w:val="1A1A1A"/>
+          <w:sz w:val="22"/>
+          <w:szCs w:val="21"/>
+        </w:rPr>
+        <w:t xml:space="preserve">On both lists: 1, 2, </w:t>
+      </w:r>
+      <w:r>
+        <w:rPr>
+          <w:rFonts w:ascii="Avenir Next" w:hAnsi="Avenir Next" w:cs="Avenir Next" w:eastAsia="Avenir Next"/>
+          <w:color w:val="1A1A1A"/>
           <w:sz w:val="21"/>
           <w:szCs w:val="21"/>
-        </w:rPr>
-        <w:t xml:space="preserve">On both lists: 1, 2, </w:t>
+          <w:u w:val="single"/>
+        </w:rPr>
+        <w:t xml:space="preserve">                </w:t>
+      </w:r>
+      <w:r>
+        <w:rPr>
+          <w:rFonts w:ascii="Avenir Next" w:hAnsi="Avenir Next" w:cs="Avenir Next" w:eastAsia="Avenir Next"/>
+          <w:color w:val="1A1A1A"/>
+          <w:sz w:val="22"/>
+          <w:szCs w:val="21"/>
+        </w:rPr>
+        <w:t xml:space="preserve">, </w:t>
       </w:r>
       <w:r>
         <w:rPr>
@@ -1207,25 +1235,6 @@
         </w:rPr>
         <w:t xml:space="preserve">                </w:t>
       </w:r>
-      <w:r>
-        <w:rPr>
-          <w:rFonts w:ascii="Avenir Next" w:hAnsi="Avenir Next" w:cs="Avenir Next" w:eastAsia="Avenir Next"/>
-          <w:color w:val="1A1A1A"/>
-          <w:sz w:val="21"/>
-          <w:szCs w:val="21"/>
-        </w:rPr>
-        <w:t xml:space="preserve">, </w:t>
-      </w:r>
-      <w:r>
-        <w:rPr>
-          <w:rFonts w:ascii="Avenir Next" w:hAnsi="Avenir Next" w:cs="Avenir Next" w:eastAsia="Avenir Next"/>
-          <w:color w:val="1A1A1A"/>
-          <w:sz w:val="21"/>
-          <w:szCs w:val="21"/>
-          <w:u w:val="single"/>
-        </w:rPr>
-        <w:t xml:space="preserve">                </w:t>
-      </w:r>
     </w:p>
     <w:p>
       <w:pPr>
@@ -1234,6 +1243,7 @@
     </w:p>
     <w:p>
       <w:pPr>
+        <w:pStyle w:val="Heading2"/>
         <w:keepNext/>
         <w:pBdr>
           <w:bottom w:val="single" w:sz="8" w:space="3" w:color="003A70"/>
@@ -1249,7 +1259,7 @@
           <w:b/>
           <w:color w:val="003A70"/>
           <w:spacing w:val="14"/>
-          <w:sz w:val="19"/>
+          <w:sz w:val="22"/>
           <w:szCs w:val="19"/>
         </w:rPr>
         <w:t xml:space="preserve">YOUR TURN</w:t>
@@ -1268,7 +1278,7 @@
           <w:rFonts w:ascii="Avenir Next" w:hAnsi="Avenir Next" w:cs="Avenir Next" w:eastAsia="Avenir Next"/>
           <w:i/>
           <w:color w:val="5A5F66"/>
-          <w:sz w:val="17"/>
+          <w:sz w:val="22"/>
           <w:szCs w:val="17"/>
         </w:rPr>
         <w:t xml:space="preserve">use the steps on your own</w:t>
@@ -1654,7 +1664,7 @@
       <w:pPr>
         <w:pageBreakBefore/>
         <w:keepNext/>
-        <w:spacing w:before="0" w:after="12" w:line="264" w:lineRule="auto"/>
+        <w:spacing w:before="0" w:after="10" w:line="252" w:lineRule="auto"/>
       </w:pPr>
       <w:r>
         <w:rPr>
@@ -1663,7 +1673,7 @@
           <w:caps/>
           <w:color w:val="003A70"/>
           <w:spacing w:val="12"/>
-          <w:sz w:val="19"/>
+          <w:sz w:val="22"/>
           <w:szCs w:val="19"/>
         </w:rPr>
         <w:t xml:space="preserve">Lesson 6-8  ·  Session 2  ·  Prerequisite Practice A  ·  Skill 2 of 2</w:t>
@@ -1671,8 +1681,9 @@
     </w:p>
     <w:p>
       <w:pPr>
+        <w:pStyle w:val="Heading1"/>
         <w:keepNext/>
-        <w:spacing w:before="0" w:after="10" w:line="240" w:lineRule="auto"/>
+        <w:spacing w:before="0" w:after="8" w:line="240" w:lineRule="auto"/>
       </w:pPr>
       <w:r>
         <w:rPr>
@@ -1690,13 +1701,13 @@
         <w:pBdr>
           <w:bottom w:val="single" w:sz="4" w:space="5" w:color="C9CDD2"/>
         </w:pBdr>
-        <w:spacing w:before="0" w:after="60" w:line="264" w:lineRule="auto"/>
+        <w:spacing w:before="0" w:after="51" w:line="252" w:lineRule="auto"/>
       </w:pPr>
       <w:r>
         <w:rPr>
           <w:rFonts w:ascii="Avenir Next" w:hAnsi="Avenir Next" w:cs="Avenir Next" w:eastAsia="Avenir Next"/>
           <w:color w:val="5A5F66"/>
-          <w:sz w:val="17"/>
+          <w:sz w:val="22"/>
           <w:szCs w:val="17"/>
         </w:rPr>
         <w:t xml:space="preserve">Builds on Grade 4 · 4.NBT.B.6</w:t>
@@ -1739,7 +1750,8 @@
           </w:tcPr>
           <w:p>
             <w:pPr>
-              <w:spacing w:before="0" w:after="0" w:line="252" w:lineRule="auto"/>
+              <w:pStyle w:val="Heading2"/>
+              <w:spacing w:before="0" w:after="0" w:line="246" w:lineRule="auto"/>
             </w:pPr>
             <w:r>
               <w:rPr>
@@ -1762,13 +1774,13 @@
           </w:tcPr>
           <w:p>
             <w:pPr>
-              <w:spacing w:before="0" w:after="0" w:line="264" w:lineRule="auto"/>
+              <w:spacing w:before="0" w:after="0" w:line="252" w:lineRule="auto"/>
             </w:pPr>
             <w:r>
               <w:rPr>
                 <w:rFonts w:ascii="Avenir Next" w:hAnsi="Avenir Next" w:cs="Avenir Next" w:eastAsia="Avenir Next"/>
                 <w:color w:val="1A1A1A"/>
-                <w:sz w:val="20"/>
+                <w:sz w:val="22"/>
                 <w:szCs w:val="20"/>
               </w:rPr>
               <w:t xml:space="preserve">You will factor 30</w:t>
@@ -1778,7 +1790,7 @@
                 <w:rFonts w:ascii="Avenir Next" w:hAnsi="Avenir Next" w:cs="Avenir Next" w:eastAsia="Avenir Next"/>
                 <w:i/>
                 <w:color w:val="1A1A1A"/>
-                <w:sz w:val="20"/>
+                <w:sz w:val="22"/>
                 <w:szCs w:val="20"/>
               </w:rPr>
               <w:t xml:space="preserve">c</w:t>
@@ -1787,7 +1799,7 @@
               <w:rPr>
                 <w:rFonts w:ascii="Avenir Next" w:hAnsi="Avenir Next" w:cs="Avenir Next" w:eastAsia="Avenir Next"/>
                 <w:color w:val="1A1A1A"/>
-                <w:sz w:val="20"/>
+                <w:sz w:val="22"/>
                 <w:szCs w:val="20"/>
               </w:rPr>
               <w:t xml:space="preserve"> + 42 as 6(5</w:t>
@@ -1797,7 +1809,7 @@
                 <w:rFonts w:ascii="Avenir Next" w:hAnsi="Avenir Next" w:cs="Avenir Next" w:eastAsia="Avenir Next"/>
                 <w:i/>
                 <w:color w:val="1A1A1A"/>
-                <w:sz w:val="20"/>
+                <w:sz w:val="22"/>
                 <w:szCs w:val="20"/>
               </w:rPr>
               <w:t xml:space="preserve">c</w:t>
@@ -1806,7 +1818,7 @@
               <w:rPr>
                 <w:rFonts w:ascii="Avenir Next" w:hAnsi="Avenir Next" w:cs="Avenir Next" w:eastAsia="Avenir Next"/>
                 <w:color w:val="1A1A1A"/>
-                <w:sz w:val="20"/>
+                <w:sz w:val="22"/>
                 <w:szCs w:val="20"/>
               </w:rPr>
               <w:t xml:space="preserve"> + 7).</w:t>
@@ -1826,7 +1838,8 @@
           </w:tcPr>
           <w:p>
             <w:pPr>
-              <w:spacing w:before="0" w:after="0" w:line="252" w:lineRule="auto"/>
+              <w:pStyle w:val="Heading2"/>
+              <w:spacing w:before="0" w:after="0" w:line="246" w:lineRule="auto"/>
             </w:pPr>
             <w:r>
               <w:rPr>
@@ -1849,13 +1862,13 @@
           </w:tcPr>
           <w:p>
             <w:pPr>
-              <w:spacing w:before="0" w:after="0" w:line="264" w:lineRule="auto"/>
+              <w:spacing w:before="0" w:after="0" w:line="252" w:lineRule="auto"/>
             </w:pPr>
             <w:r>
               <w:rPr>
                 <w:rFonts w:ascii="Avenir Next" w:hAnsi="Avenir Next" w:cs="Avenir Next" w:eastAsia="Avenir Next"/>
                 <w:color w:val="1A1A1A"/>
-                <w:sz w:val="20"/>
+                <w:sz w:val="22"/>
                 <w:szCs w:val="20"/>
               </w:rPr>
               <w:t xml:space="preserve">Divide two numbers by a common factor, like 30 ÷ 6 = 5 and 42 ÷ 6 = 7.  </w:t>
@@ -1865,7 +1878,7 @@
                 <w:rFonts w:ascii="Avenir Next" w:hAnsi="Avenir Next" w:cs="Avenir Next" w:eastAsia="Avenir Next"/>
                 <w:b/>
                 <w:color w:val="1A1A1A"/>
-                <w:sz w:val="20"/>
+                <w:sz w:val="22"/>
                 <w:szCs w:val="20"/>
               </w:rPr>
               <w:t xml:space="preserve">You will use it in Practice Form A, problems 2, 6, and 7.</w:t>
@@ -1876,6 +1889,7 @@
     </w:tbl>
     <w:p>
       <w:pPr>
+        <w:pStyle w:val="Heading2"/>
         <w:keepNext/>
         <w:pBdr>
           <w:bottom w:val="single" w:sz="8" w:space="3" w:color="003A70"/>
@@ -1883,7 +1897,7 @@
         <w:tabs>
           <w:tab w:val="right" w:pos="9504"/>
         </w:tabs>
-        <w:spacing w:before="50" w:after="36" w:line="240" w:lineRule="auto"/>
+        <w:spacing w:before="42" w:after="31" w:line="240" w:lineRule="auto"/>
       </w:pPr>
       <w:r>
         <w:rPr>
@@ -1891,7 +1905,7 @@
           <w:b/>
           <w:color w:val="003A70"/>
           <w:spacing w:val="14"/>
-          <w:sz w:val="19"/>
+          <w:sz w:val="22"/>
           <w:szCs w:val="19"/>
         </w:rPr>
         <w:t xml:space="preserve">STEPS TO FOLLOW</w:t>
@@ -1910,7 +1924,7 @@
           <w:rFonts w:ascii="Avenir Next" w:hAnsi="Avenir Next" w:cs="Avenir Next" w:eastAsia="Avenir Next"/>
           <w:i/>
           <w:color w:val="5A5F66"/>
-          <w:sz w:val="17"/>
+          <w:sz w:val="22"/>
           <w:szCs w:val="17"/>
         </w:rPr>
         <w:t xml:space="preserve">use these same steps on every problem</w:t>
@@ -1952,6 +1966,7 @@
           </w:tcPr>
           <w:p>
             <w:pPr>
+              <w:pStyle w:val="Heading1"/>
               <w:spacing w:before="0" w:after="0" w:line="240" w:lineRule="auto"/>
               <w:jc w:val="center"/>
             </w:pPr>
@@ -1974,14 +1989,14 @@
           </w:tcPr>
           <w:p>
             <w:pPr>
-              <w:spacing w:before="0" w:after="0" w:line="264" w:lineRule="auto"/>
+              <w:spacing w:before="0" w:after="0" w:line="252" w:lineRule="auto"/>
             </w:pPr>
             <w:r>
               <w:rPr>
                 <w:rFonts w:ascii="Avenir Next" w:hAnsi="Avenir Next" w:cs="Avenir Next" w:eastAsia="Avenir Next"/>
                 <w:b/>
                 <w:color w:val="1A1A1A"/>
-                <w:sz w:val="21"/>
+                <w:sz w:val="22"/>
                 <w:szCs w:val="21"/>
               </w:rPr>
               <w:t xml:space="preserve">Divide</w:t>
@@ -1990,7 +2005,7 @@
               <w:rPr>
                 <w:rFonts w:ascii="Avenir Next" w:hAnsi="Avenir Next" w:cs="Avenir Next" w:eastAsia="Avenir Next"/>
                 <w:color w:val="1A1A1A"/>
-                <w:sz w:val="21"/>
+                <w:sz w:val="22"/>
                 <w:szCs w:val="21"/>
               </w:rPr>
               <w:t xml:space="preserve"> the first number by the common factor.</w:t>
@@ -2009,6 +2024,7 @@
           </w:tcPr>
           <w:p>
             <w:pPr>
+              <w:pStyle w:val="Heading1"/>
               <w:spacing w:before="0" w:after="0" w:line="240" w:lineRule="auto"/>
               <w:jc w:val="center"/>
             </w:pPr>
@@ -2031,14 +2047,14 @@
           </w:tcPr>
           <w:p>
             <w:pPr>
-              <w:spacing w:before="0" w:after="0" w:line="264" w:lineRule="auto"/>
+              <w:spacing w:before="0" w:after="0" w:line="252" w:lineRule="auto"/>
             </w:pPr>
             <w:r>
               <w:rPr>
                 <w:rFonts w:ascii="Avenir Next" w:hAnsi="Avenir Next" w:cs="Avenir Next" w:eastAsia="Avenir Next"/>
                 <w:b/>
                 <w:color w:val="1A1A1A"/>
-                <w:sz w:val="21"/>
+                <w:sz w:val="22"/>
                 <w:szCs w:val="21"/>
               </w:rPr>
               <w:t xml:space="preserve">Divide</w:t>
@@ -2047,7 +2063,7 @@
               <w:rPr>
                 <w:rFonts w:ascii="Avenir Next" w:hAnsi="Avenir Next" w:cs="Avenir Next" w:eastAsia="Avenir Next"/>
                 <w:color w:val="1A1A1A"/>
-                <w:sz w:val="21"/>
+                <w:sz w:val="22"/>
                 <w:szCs w:val="21"/>
               </w:rPr>
               <w:t xml:space="preserve"> the second number by the common factor.</w:t>
@@ -2066,6 +2082,7 @@
           </w:tcPr>
           <w:p>
             <w:pPr>
+              <w:pStyle w:val="Heading1"/>
               <w:spacing w:before="0" w:after="0" w:line="240" w:lineRule="auto"/>
               <w:jc w:val="center"/>
             </w:pPr>
@@ -2088,14 +2105,14 @@
           </w:tcPr>
           <w:p>
             <w:pPr>
-              <w:spacing w:before="0" w:after="0" w:line="264" w:lineRule="auto"/>
+              <w:spacing w:before="0" w:after="0" w:line="252" w:lineRule="auto"/>
             </w:pPr>
             <w:r>
               <w:rPr>
                 <w:rFonts w:ascii="Avenir Next" w:hAnsi="Avenir Next" w:cs="Avenir Next" w:eastAsia="Avenir Next"/>
                 <w:b/>
                 <w:color w:val="1A1A1A"/>
-                <w:sz w:val="21"/>
+                <w:sz w:val="22"/>
                 <w:szCs w:val="21"/>
               </w:rPr>
               <w:t xml:space="preserve">Check</w:t>
@@ -2104,7 +2121,7 @@
               <w:rPr>
                 <w:rFonts w:ascii="Avenir Next" w:hAnsi="Avenir Next" w:cs="Avenir Next" w:eastAsia="Avenir Next"/>
                 <w:color w:val="1A1A1A"/>
-                <w:sz w:val="21"/>
+                <w:sz w:val="22"/>
                 <w:szCs w:val="21"/>
               </w:rPr>
               <w:t xml:space="preserve">: multiply each answer by the factor.</w:t>
@@ -2115,6 +2132,7 @@
     </w:tbl>
     <w:p>
       <w:pPr>
+        <w:pStyle w:val="Heading2"/>
         <w:keepNext/>
         <w:pBdr>
           <w:bottom w:val="single" w:sz="8" w:space="3" w:color="003A70"/>
@@ -2122,7 +2140,7 @@
         <w:tabs>
           <w:tab w:val="right" w:pos="9504"/>
         </w:tabs>
-        <w:spacing w:before="50" w:after="36" w:line="240" w:lineRule="auto"/>
+        <w:spacing w:before="42" w:after="31" w:line="240" w:lineRule="auto"/>
       </w:pPr>
       <w:r>
         <w:rPr>
@@ -2130,7 +2148,7 @@
           <w:b/>
           <w:color w:val="003A70"/>
           <w:spacing w:val="14"/>
-          <w:sz w:val="19"/>
+          <w:sz w:val="22"/>
           <w:szCs w:val="19"/>
         </w:rPr>
         <w:t xml:space="preserve">WATCH ME</w:t>
@@ -2149,7 +2167,7 @@
           <w:rFonts w:ascii="Avenir Next" w:hAnsi="Avenir Next" w:cs="Avenir Next" w:eastAsia="Avenir Next"/>
           <w:i/>
           <w:color w:val="5A5F66"/>
-          <w:sz w:val="17"/>
+          <w:sz w:val="22"/>
           <w:szCs w:val="17"/>
         </w:rPr>
         <w:t xml:space="preserve">the steps in action</w:t>
@@ -2157,14 +2175,14 @@
     </w:p>
     <w:p>
       <w:pPr>
-        <w:spacing w:before="0" w:after="40" w:line="264" w:lineRule="auto"/>
+        <w:spacing w:before="0" w:after="34" w:line="252" w:lineRule="auto"/>
       </w:pPr>
       <w:r>
         <w:rPr>
           <w:rFonts w:ascii="Avenir Next" w:hAnsi="Avenir Next" w:cs="Avenir Next" w:eastAsia="Avenir Next"/>
           <w:b/>
           <w:color w:val="1A1A1A"/>
-          <w:sz w:val="21"/>
+          <w:sz w:val="22"/>
           <w:szCs w:val="21"/>
         </w:rPr>
         <w:t xml:space="preserve">Divide 36 and 60 by 12.</w:t>
@@ -2175,7 +2193,7 @@
         <w:tabs>
           <w:tab w:val="left" w:pos="950"/>
         </w:tabs>
-        <w:spacing w:before="0" w:after="24" w:line="256" w:lineRule="auto"/>
+        <w:spacing w:before="0" w:after="20" w:line="248" w:lineRule="auto"/>
         <w:ind w:left="950" w:hanging="950"/>
       </w:pPr>
       <w:r>
@@ -2183,25 +2201,25 @@
           <w:rFonts w:ascii="Avenir Next" w:hAnsi="Avenir Next" w:cs="Avenir Next" w:eastAsia="Avenir Next"/>
           <w:b/>
           <w:color w:val="003A70"/>
+          <w:sz w:val="22"/>
+          <w:szCs w:val="19"/>
+        </w:rPr>
+        <w:t xml:space="preserve">Step 1</w:t>
+      </w:r>
+      <w:r>
+        <w:rPr>
+          <w:rFonts w:ascii="Avenir Next" w:hAnsi="Avenir Next" w:cs="Avenir Next" w:eastAsia="Avenir Next"/>
+          <w:color w:val="1A1A1A"/>
           <w:sz w:val="19"/>
           <w:szCs w:val="19"/>
         </w:rPr>
-        <w:t xml:space="preserve">Step 1</w:t>
-      </w:r>
-      <w:r>
-        <w:rPr>
-          <w:rFonts w:ascii="Avenir Next" w:hAnsi="Avenir Next" w:cs="Avenir Next" w:eastAsia="Avenir Next"/>
-          <w:color w:val="1A1A1A"/>
-          <w:sz w:val="19"/>
-          <w:szCs w:val="19"/>
-        </w:rPr>
         <w:tab/>
       </w:r>
       <w:r>
         <w:rPr>
           <w:rFonts w:ascii="Avenir Next" w:hAnsi="Avenir Next" w:cs="Avenir Next" w:eastAsia="Avenir Next"/>
           <w:color w:val="1A1A1A"/>
-          <w:sz w:val="21"/>
+          <w:sz w:val="22"/>
           <w:szCs w:val="21"/>
         </w:rPr>
         <w:t xml:space="preserve">36 ÷ 12 = 3</w:t>
@@ -2212,7 +2230,7 @@
         <w:tabs>
           <w:tab w:val="left" w:pos="950"/>
         </w:tabs>
-        <w:spacing w:before="0" w:after="24" w:line="256" w:lineRule="auto"/>
+        <w:spacing w:before="0" w:after="20" w:line="248" w:lineRule="auto"/>
         <w:ind w:left="950" w:hanging="950"/>
       </w:pPr>
       <w:r>
@@ -2220,25 +2238,25 @@
           <w:rFonts w:ascii="Avenir Next" w:hAnsi="Avenir Next" w:cs="Avenir Next" w:eastAsia="Avenir Next"/>
           <w:b/>
           <w:color w:val="003A70"/>
+          <w:sz w:val="22"/>
+          <w:szCs w:val="19"/>
+        </w:rPr>
+        <w:t xml:space="preserve">Step 2</w:t>
+      </w:r>
+      <w:r>
+        <w:rPr>
+          <w:rFonts w:ascii="Avenir Next" w:hAnsi="Avenir Next" w:cs="Avenir Next" w:eastAsia="Avenir Next"/>
+          <w:color w:val="1A1A1A"/>
           <w:sz w:val="19"/>
           <w:szCs w:val="19"/>
         </w:rPr>
-        <w:t xml:space="preserve">Step 2</w:t>
-      </w:r>
-      <w:r>
-        <w:rPr>
-          <w:rFonts w:ascii="Avenir Next" w:hAnsi="Avenir Next" w:cs="Avenir Next" w:eastAsia="Avenir Next"/>
-          <w:color w:val="1A1A1A"/>
-          <w:sz w:val="19"/>
-          <w:szCs w:val="19"/>
-        </w:rPr>
         <w:tab/>
       </w:r>
       <w:r>
         <w:rPr>
           <w:rFonts w:ascii="Avenir Next" w:hAnsi="Avenir Next" w:cs="Avenir Next" w:eastAsia="Avenir Next"/>
           <w:color w:val="1A1A1A"/>
-          <w:sz w:val="21"/>
+          <w:sz w:val="22"/>
           <w:szCs w:val="21"/>
         </w:rPr>
         <w:t xml:space="preserve">60 ÷ 12 = 5</w:t>
@@ -2249,7 +2267,7 @@
         <w:tabs>
           <w:tab w:val="left" w:pos="950"/>
         </w:tabs>
-        <w:spacing w:before="0" w:after="24" w:line="256" w:lineRule="auto"/>
+        <w:spacing w:before="0" w:after="20" w:line="248" w:lineRule="auto"/>
         <w:ind w:left="950" w:hanging="950"/>
       </w:pPr>
       <w:r>
@@ -2257,25 +2275,25 @@
           <w:rFonts w:ascii="Avenir Next" w:hAnsi="Avenir Next" w:cs="Avenir Next" w:eastAsia="Avenir Next"/>
           <w:b/>
           <w:color w:val="003A70"/>
+          <w:sz w:val="22"/>
+          <w:szCs w:val="19"/>
+        </w:rPr>
+        <w:t xml:space="preserve">Step 3</w:t>
+      </w:r>
+      <w:r>
+        <w:rPr>
+          <w:rFonts w:ascii="Avenir Next" w:hAnsi="Avenir Next" w:cs="Avenir Next" w:eastAsia="Avenir Next"/>
+          <w:color w:val="1A1A1A"/>
           <w:sz w:val="19"/>
           <w:szCs w:val="19"/>
         </w:rPr>
-        <w:t xml:space="preserve">Step 3</w:t>
-      </w:r>
-      <w:r>
-        <w:rPr>
-          <w:rFonts w:ascii="Avenir Next" w:hAnsi="Avenir Next" w:cs="Avenir Next" w:eastAsia="Avenir Next"/>
-          <w:color w:val="1A1A1A"/>
-          <w:sz w:val="19"/>
-          <w:szCs w:val="19"/>
-        </w:rPr>
         <w:tab/>
       </w:r>
       <w:r>
         <w:rPr>
           <w:rFonts w:ascii="Avenir Next" w:hAnsi="Avenir Next" w:cs="Avenir Next" w:eastAsia="Avenir Next"/>
           <w:color w:val="1A1A1A"/>
-          <w:sz w:val="21"/>
+          <w:sz w:val="22"/>
           <w:szCs w:val="21"/>
         </w:rPr>
         <w:t xml:space="preserve">12 × 3 = 36 and 12 × 5 = 60</w:t>
@@ -2286,7 +2304,7 @@
         <w:tabs>
           <w:tab w:val="left" w:pos="950"/>
         </w:tabs>
-        <w:spacing w:before="20" w:after="0" w:line="256" w:lineRule="auto"/>
+        <w:spacing w:before="17" w:after="0" w:line="248" w:lineRule="auto"/>
         <w:ind w:left="950" w:hanging="950"/>
       </w:pPr>
       <w:r>
@@ -2294,18 +2312,18 @@
           <w:rFonts w:ascii="Avenir Next" w:hAnsi="Avenir Next" w:cs="Avenir Next" w:eastAsia="Avenir Next"/>
           <w:b/>
           <w:color w:val="1A1A1A"/>
+          <w:sz w:val="22"/>
+          <w:szCs w:val="21"/>
+        </w:rPr>
+        <w:t xml:space="preserve">Answer</w:t>
+      </w:r>
+      <w:r>
+        <w:rPr>
+          <w:rFonts w:ascii="Avenir Next" w:hAnsi="Avenir Next" w:cs="Avenir Next" w:eastAsia="Avenir Next"/>
+          <w:color w:val="1A1A1A"/>
           <w:sz w:val="21"/>
           <w:szCs w:val="21"/>
         </w:rPr>
-        <w:t xml:space="preserve">Answer</w:t>
-      </w:r>
-      <w:r>
-        <w:rPr>
-          <w:rFonts w:ascii="Avenir Next" w:hAnsi="Avenir Next" w:cs="Avenir Next" w:eastAsia="Avenir Next"/>
-          <w:color w:val="1A1A1A"/>
-          <w:sz w:val="21"/>
-          <w:szCs w:val="21"/>
-        </w:rPr>
         <w:tab/>
       </w:r>
       <w:r>
@@ -2313,7 +2331,7 @@
           <w:rFonts w:ascii="Avenir Next" w:hAnsi="Avenir Next" w:cs="Avenir Next" w:eastAsia="Avenir Next"/>
           <w:b/>
           <w:color w:val="1A1A1A"/>
-          <w:sz w:val="21"/>
+          <w:sz w:val="22"/>
           <w:szCs w:val="21"/>
         </w:rPr>
         <w:t xml:space="preserve">3 and 5</w:t>
@@ -2321,6 +2339,7 @@
     </w:p>
     <w:p>
       <w:pPr>
+        <w:pStyle w:val="Heading2"/>
         <w:keepNext/>
         <w:pBdr>
           <w:bottom w:val="single" w:sz="8" w:space="3" w:color="003A70"/>
@@ -2328,7 +2347,7 @@
         <w:tabs>
           <w:tab w:val="right" w:pos="9504"/>
         </w:tabs>
-        <w:spacing w:before="50" w:after="36" w:line="240" w:lineRule="auto"/>
+        <w:spacing w:before="42" w:after="31" w:line="240" w:lineRule="auto"/>
       </w:pPr>
       <w:r>
         <w:rPr>
@@ -2336,7 +2355,7 @@
           <w:b/>
           <w:color w:val="003A70"/>
           <w:spacing w:val="14"/>
-          <w:sz w:val="19"/>
+          <w:sz w:val="22"/>
           <w:szCs w:val="19"/>
         </w:rPr>
         <w:t xml:space="preserve">TRY IT WITH HELP</w:t>
@@ -2355,7 +2374,7 @@
           <w:rFonts w:ascii="Avenir Next" w:hAnsi="Avenir Next" w:cs="Avenir Next" w:eastAsia="Avenir Next"/>
           <w:i/>
           <w:color w:val="5A5F66"/>
-          <w:sz w:val="17"/>
+          <w:sz w:val="22"/>
           <w:szCs w:val="17"/>
         </w:rPr>
         <w:t xml:space="preserve">fill in each step</w:t>
@@ -2367,7 +2386,7 @@
         <w:tabs>
           <w:tab w:val="left" w:pos="432"/>
         </w:tabs>
-        <w:spacing w:before="90" w:after="40" w:line="268" w:lineRule="auto"/>
+        <w:spacing w:before="76" w:after="34" w:line="254" w:lineRule="auto"/>
         <w:ind w:left="432" w:hanging="432"/>
       </w:pPr>
       <w:r>
@@ -2405,7 +2424,7 @@
         <w:tabs>
           <w:tab w:val="left" w:pos="1300"/>
         </w:tabs>
-        <w:spacing w:before="0" w:after="24" w:line="272" w:lineRule="auto"/>
+        <w:spacing w:before="0" w:after="20" w:line="256" w:lineRule="auto"/>
         <w:ind w:left="1300" w:hanging="868"/>
       </w:pPr>
       <w:r>
@@ -2413,25 +2432,25 @@
           <w:rFonts w:ascii="Avenir Next" w:hAnsi="Avenir Next" w:cs="Avenir Next" w:eastAsia="Avenir Next"/>
           <w:b/>
           <w:color w:val="003A70"/>
+          <w:sz w:val="22"/>
+          <w:szCs w:val="18"/>
+        </w:rPr>
+        <w:t xml:space="preserve">Step 1</w:t>
+      </w:r>
+      <w:r>
+        <w:rPr>
+          <w:rFonts w:ascii="Avenir Next" w:hAnsi="Avenir Next" w:cs="Avenir Next" w:eastAsia="Avenir Next"/>
+          <w:color w:val="1A1A1A"/>
           <w:sz w:val="18"/>
           <w:szCs w:val="18"/>
         </w:rPr>
-        <w:t xml:space="preserve">Step 1</w:t>
-      </w:r>
-      <w:r>
-        <w:rPr>
-          <w:rFonts w:ascii="Avenir Next" w:hAnsi="Avenir Next" w:cs="Avenir Next" w:eastAsia="Avenir Next"/>
-          <w:color w:val="1A1A1A"/>
-          <w:sz w:val="18"/>
-          <w:szCs w:val="18"/>
-        </w:rPr>
         <w:tab/>
       </w:r>
       <w:r>
         <w:rPr>
           <w:rFonts w:ascii="Avenir Next" w:hAnsi="Avenir Next" w:cs="Avenir Next" w:eastAsia="Avenir Next"/>
           <w:color w:val="1A1A1A"/>
-          <w:sz w:val="21"/>
+          <w:sz w:val="22"/>
           <w:szCs w:val="21"/>
         </w:rPr>
         <w:t xml:space="preserve">18 ÷ 6 = </w:t>
@@ -2453,7 +2472,7 @@
         <w:tabs>
           <w:tab w:val="left" w:pos="1300"/>
         </w:tabs>
-        <w:spacing w:before="0" w:after="24" w:line="272" w:lineRule="auto"/>
+        <w:spacing w:before="0" w:after="20" w:line="256" w:lineRule="auto"/>
         <w:ind w:left="1300" w:hanging="868"/>
       </w:pPr>
       <w:r>
@@ -2461,25 +2480,25 @@
           <w:rFonts w:ascii="Avenir Next" w:hAnsi="Avenir Next" w:cs="Avenir Next" w:eastAsia="Avenir Next"/>
           <w:b/>
           <w:color w:val="003A70"/>
+          <w:sz w:val="22"/>
+          <w:szCs w:val="18"/>
+        </w:rPr>
+        <w:t xml:space="preserve">Step 2</w:t>
+      </w:r>
+      <w:r>
+        <w:rPr>
+          <w:rFonts w:ascii="Avenir Next" w:hAnsi="Avenir Next" w:cs="Avenir Next" w:eastAsia="Avenir Next"/>
+          <w:color w:val="1A1A1A"/>
           <w:sz w:val="18"/>
           <w:szCs w:val="18"/>
         </w:rPr>
-        <w:t xml:space="preserve">Step 2</w:t>
-      </w:r>
-      <w:r>
-        <w:rPr>
-          <w:rFonts w:ascii="Avenir Next" w:hAnsi="Avenir Next" w:cs="Avenir Next" w:eastAsia="Avenir Next"/>
-          <w:color w:val="1A1A1A"/>
-          <w:sz w:val="18"/>
-          <w:szCs w:val="18"/>
-        </w:rPr>
         <w:tab/>
       </w:r>
       <w:r>
         <w:rPr>
           <w:rFonts w:ascii="Avenir Next" w:hAnsi="Avenir Next" w:cs="Avenir Next" w:eastAsia="Avenir Next"/>
           <w:color w:val="1A1A1A"/>
-          <w:sz w:val="21"/>
+          <w:sz w:val="22"/>
           <w:szCs w:val="21"/>
         </w:rPr>
         <w:t xml:space="preserve">24 ÷ 6 = </w:t>
@@ -2501,7 +2520,7 @@
         <w:tabs>
           <w:tab w:val="left" w:pos="1300"/>
         </w:tabs>
-        <w:spacing w:before="0" w:after="24" w:line="272" w:lineRule="auto"/>
+        <w:spacing w:before="0" w:after="20" w:line="256" w:lineRule="auto"/>
         <w:ind w:left="1300" w:hanging="868"/>
       </w:pPr>
       <w:r>
@@ -2509,35 +2528,35 @@
           <w:rFonts w:ascii="Avenir Next" w:hAnsi="Avenir Next" w:cs="Avenir Next" w:eastAsia="Avenir Next"/>
           <w:b/>
           <w:color w:val="003A70"/>
+          <w:sz w:val="22"/>
+          <w:szCs w:val="18"/>
+        </w:rPr>
+        <w:t xml:space="preserve">Step 3</w:t>
+      </w:r>
+      <w:r>
+        <w:rPr>
+          <w:rFonts w:ascii="Avenir Next" w:hAnsi="Avenir Next" w:cs="Avenir Next" w:eastAsia="Avenir Next"/>
+          <w:color w:val="1A1A1A"/>
           <w:sz w:val="18"/>
           <w:szCs w:val="18"/>
         </w:rPr>
-        <w:t xml:space="preserve">Step 3</w:t>
-      </w:r>
-      <w:r>
-        <w:rPr>
-          <w:rFonts w:ascii="Avenir Next" w:hAnsi="Avenir Next" w:cs="Avenir Next" w:eastAsia="Avenir Next"/>
-          <w:color w:val="1A1A1A"/>
-          <w:sz w:val="18"/>
-          <w:szCs w:val="18"/>
-        </w:rPr>
         <w:tab/>
       </w:r>
       <w:r>
         <w:rPr>
           <w:rFonts w:ascii="Avenir Next" w:hAnsi="Avenir Next" w:cs="Avenir Next" w:eastAsia="Avenir Next"/>
           <w:color w:val="1A1A1A"/>
+          <w:sz w:val="22"/>
+          <w:szCs w:val="21"/>
+        </w:rPr>
+        <w:t xml:space="preserve">6 × 3 = </w:t>
+      </w:r>
+      <w:r>
+        <w:rPr>
+          <w:rFonts w:ascii="Avenir Next" w:hAnsi="Avenir Next" w:cs="Avenir Next" w:eastAsia="Avenir Next"/>
+          <w:color w:val="1A1A1A"/>
           <w:sz w:val="21"/>
           <w:szCs w:val="21"/>
-        </w:rPr>
-        <w:t xml:space="preserve">6 × 3 = </w:t>
-      </w:r>
-      <w:r>
-        <w:rPr>
-          <w:rFonts w:ascii="Avenir Next" w:hAnsi="Avenir Next" w:cs="Avenir Next" w:eastAsia="Avenir Next"/>
-          <w:color w:val="1A1A1A"/>
-          <w:sz w:val="21"/>
-          <w:szCs w:val="21"/>
           <w:u w:val="single"/>
         </w:rPr>
         <w:t xml:space="preserve">                </w:t>
@@ -2546,7 +2565,7 @@
         <w:rPr>
           <w:rFonts w:ascii="Avenir Next" w:hAnsi="Avenir Next" w:cs="Avenir Next" w:eastAsia="Avenir Next"/>
           <w:color w:val="1A1A1A"/>
-          <w:sz w:val="21"/>
+          <w:sz w:val="22"/>
           <w:szCs w:val="21"/>
         </w:rPr>
         <w:t xml:space="preserve"> and 6 × 4 = </w:t>
@@ -2573,7 +2592,7 @@
         <w:tabs>
           <w:tab w:val="left" w:pos="432"/>
         </w:tabs>
-        <w:spacing w:before="90" w:after="40" w:line="268" w:lineRule="auto"/>
+        <w:spacing w:before="76" w:after="34" w:line="254" w:lineRule="auto"/>
         <w:ind w:left="432" w:hanging="432"/>
       </w:pPr>
       <w:r>
@@ -2611,7 +2630,7 @@
         <w:tabs>
           <w:tab w:val="left" w:pos="1300"/>
         </w:tabs>
-        <w:spacing w:before="0" w:after="24" w:line="272" w:lineRule="auto"/>
+        <w:spacing w:before="0" w:after="20" w:line="256" w:lineRule="auto"/>
         <w:ind w:left="1300" w:hanging="868"/>
       </w:pPr>
       <w:r>
@@ -2619,25 +2638,25 @@
           <w:rFonts w:ascii="Avenir Next" w:hAnsi="Avenir Next" w:cs="Avenir Next" w:eastAsia="Avenir Next"/>
           <w:b/>
           <w:color w:val="003A70"/>
+          <w:sz w:val="22"/>
+          <w:szCs w:val="18"/>
+        </w:rPr>
+        <w:t xml:space="preserve">Step 1</w:t>
+      </w:r>
+      <w:r>
+        <w:rPr>
+          <w:rFonts w:ascii="Avenir Next" w:hAnsi="Avenir Next" w:cs="Avenir Next" w:eastAsia="Avenir Next"/>
+          <w:color w:val="1A1A1A"/>
           <w:sz w:val="18"/>
           <w:szCs w:val="18"/>
         </w:rPr>
-        <w:t xml:space="preserve">Step 1</w:t>
-      </w:r>
-      <w:r>
-        <w:rPr>
-          <w:rFonts w:ascii="Avenir Next" w:hAnsi="Avenir Next" w:cs="Avenir Next" w:eastAsia="Avenir Next"/>
-          <w:color w:val="1A1A1A"/>
-          <w:sz w:val="18"/>
-          <w:szCs w:val="18"/>
-        </w:rPr>
         <w:tab/>
       </w:r>
       <w:r>
         <w:rPr>
           <w:rFonts w:ascii="Avenir Next" w:hAnsi="Avenir Next" w:cs="Avenir Next" w:eastAsia="Avenir Next"/>
           <w:color w:val="1A1A1A"/>
-          <w:sz w:val="21"/>
+          <w:sz w:val="22"/>
           <w:szCs w:val="21"/>
         </w:rPr>
         <w:t xml:space="preserve">14 ÷ 7 = </w:t>
@@ -2659,7 +2678,7 @@
         <w:tabs>
           <w:tab w:val="left" w:pos="1300"/>
         </w:tabs>
-        <w:spacing w:before="0" w:after="24" w:line="272" w:lineRule="auto"/>
+        <w:spacing w:before="0" w:after="20" w:line="256" w:lineRule="auto"/>
         <w:ind w:left="1300" w:hanging="868"/>
       </w:pPr>
       <w:r>
@@ -2667,25 +2686,25 @@
           <w:rFonts w:ascii="Avenir Next" w:hAnsi="Avenir Next" w:cs="Avenir Next" w:eastAsia="Avenir Next"/>
           <w:b/>
           <w:color w:val="003A70"/>
+          <w:sz w:val="22"/>
+          <w:szCs w:val="18"/>
+        </w:rPr>
+        <w:t xml:space="preserve">Step 2</w:t>
+      </w:r>
+      <w:r>
+        <w:rPr>
+          <w:rFonts w:ascii="Avenir Next" w:hAnsi="Avenir Next" w:cs="Avenir Next" w:eastAsia="Avenir Next"/>
+          <w:color w:val="1A1A1A"/>
           <w:sz w:val="18"/>
           <w:szCs w:val="18"/>
         </w:rPr>
-        <w:t xml:space="preserve">Step 2</w:t>
-      </w:r>
-      <w:r>
-        <w:rPr>
-          <w:rFonts w:ascii="Avenir Next" w:hAnsi="Avenir Next" w:cs="Avenir Next" w:eastAsia="Avenir Next"/>
-          <w:color w:val="1A1A1A"/>
-          <w:sz w:val="18"/>
-          <w:szCs w:val="18"/>
-        </w:rPr>
         <w:tab/>
       </w:r>
       <w:r>
         <w:rPr>
           <w:rFonts w:ascii="Avenir Next" w:hAnsi="Avenir Next" w:cs="Avenir Next" w:eastAsia="Avenir Next"/>
           <w:color w:val="1A1A1A"/>
-          <w:sz w:val="21"/>
+          <w:sz w:val="22"/>
           <w:szCs w:val="21"/>
         </w:rPr>
         <w:t xml:space="preserve">35 ÷ 7 = </w:t>
@@ -2707,7 +2726,7 @@
         <w:tabs>
           <w:tab w:val="left" w:pos="1300"/>
         </w:tabs>
-        <w:spacing w:before="0" w:after="24" w:line="272" w:lineRule="auto"/>
+        <w:spacing w:before="0" w:after="20" w:line="256" w:lineRule="auto"/>
         <w:ind w:left="1300" w:hanging="868"/>
       </w:pPr>
       <w:r>
@@ -2715,28 +2734,47 @@
           <w:rFonts w:ascii="Avenir Next" w:hAnsi="Avenir Next" w:cs="Avenir Next" w:eastAsia="Avenir Next"/>
           <w:b/>
           <w:color w:val="003A70"/>
+          <w:sz w:val="22"/>
+          <w:szCs w:val="18"/>
+        </w:rPr>
+        <w:t xml:space="preserve">Step 3</w:t>
+      </w:r>
+      <w:r>
+        <w:rPr>
+          <w:rFonts w:ascii="Avenir Next" w:hAnsi="Avenir Next" w:cs="Avenir Next" w:eastAsia="Avenir Next"/>
+          <w:color w:val="1A1A1A"/>
           <w:sz w:val="18"/>
           <w:szCs w:val="18"/>
         </w:rPr>
-        <w:t xml:space="preserve">Step 3</w:t>
-      </w:r>
-      <w:r>
-        <w:rPr>
-          <w:rFonts w:ascii="Avenir Next" w:hAnsi="Avenir Next" w:cs="Avenir Next" w:eastAsia="Avenir Next"/>
-          <w:color w:val="1A1A1A"/>
-          <w:sz w:val="18"/>
-          <w:szCs w:val="18"/>
-        </w:rPr>
         <w:tab/>
       </w:r>
       <w:r>
         <w:rPr>
           <w:rFonts w:ascii="Avenir Next" w:hAnsi="Avenir Next" w:cs="Avenir Next" w:eastAsia="Avenir Next"/>
           <w:color w:val="1A1A1A"/>
+          <w:sz w:val="22"/>
+          <w:szCs w:val="21"/>
+        </w:rPr>
+        <w:t xml:space="preserve">7 × 2 = </w:t>
+      </w:r>
+      <w:r>
+        <w:rPr>
+          <w:rFonts w:ascii="Avenir Next" w:hAnsi="Avenir Next" w:cs="Avenir Next" w:eastAsia="Avenir Next"/>
+          <w:color w:val="1A1A1A"/>
           <w:sz w:val="21"/>
           <w:szCs w:val="21"/>
-        </w:rPr>
-        <w:t xml:space="preserve">7 × 2 = </w:t>
+          <w:u w:val="single"/>
+        </w:rPr>
+        <w:t xml:space="preserve">                </w:t>
+      </w:r>
+      <w:r>
+        <w:rPr>
+          <w:rFonts w:ascii="Avenir Next" w:hAnsi="Avenir Next" w:cs="Avenir Next" w:eastAsia="Avenir Next"/>
+          <w:color w:val="1A1A1A"/>
+          <w:sz w:val="22"/>
+          <w:szCs w:val="21"/>
+        </w:rPr>
+        <w:t xml:space="preserve"> and 7 × 5 = </w:t>
       </w:r>
       <w:r>
         <w:rPr>
@@ -2748,25 +2786,6 @@
         </w:rPr>
         <w:t xml:space="preserve">                </w:t>
       </w:r>
-      <w:r>
-        <w:rPr>
-          <w:rFonts w:ascii="Avenir Next" w:hAnsi="Avenir Next" w:cs="Avenir Next" w:eastAsia="Avenir Next"/>
-          <w:color w:val="1A1A1A"/>
-          <w:sz w:val="21"/>
-          <w:szCs w:val="21"/>
-        </w:rPr>
-        <w:t xml:space="preserve"> and 7 × 5 = </w:t>
-      </w:r>
-      <w:r>
-        <w:rPr>
-          <w:rFonts w:ascii="Avenir Next" w:hAnsi="Avenir Next" w:cs="Avenir Next" w:eastAsia="Avenir Next"/>
-          <w:color w:val="1A1A1A"/>
-          <w:sz w:val="21"/>
-          <w:szCs w:val="21"/>
-          <w:u w:val="single"/>
-        </w:rPr>
-        <w:t xml:space="preserve">                </w:t>
-      </w:r>
     </w:p>
     <w:p>
       <w:pPr>
@@ -2775,6 +2794,7 @@
     </w:p>
     <w:p>
       <w:pPr>
+        <w:pStyle w:val="Heading2"/>
         <w:keepNext/>
         <w:pBdr>
           <w:bottom w:val="single" w:sz="8" w:space="3" w:color="003A70"/>
@@ -2782,7 +2802,7 @@
         <w:tabs>
           <w:tab w:val="right" w:pos="9504"/>
         </w:tabs>
-        <w:spacing w:before="50" w:after="36" w:line="240" w:lineRule="auto"/>
+        <w:spacing w:before="42" w:after="31" w:line="240" w:lineRule="auto"/>
       </w:pPr>
       <w:r>
         <w:rPr>
@@ -2790,7 +2810,7 @@
           <w:b/>
           <w:color w:val="003A70"/>
           <w:spacing w:val="14"/>
-          <w:sz w:val="19"/>
+          <w:sz w:val="22"/>
           <w:szCs w:val="19"/>
         </w:rPr>
         <w:t xml:space="preserve">YOUR TURN</w:t>
@@ -2809,7 +2829,7 @@
           <w:rFonts w:ascii="Avenir Next" w:hAnsi="Avenir Next" w:cs="Avenir Next" w:eastAsia="Avenir Next"/>
           <w:i/>
           <w:color w:val="5A5F66"/>
-          <w:sz w:val="17"/>
+          <w:sz w:val="22"/>
           <w:szCs w:val="17"/>
         </w:rPr>
         <w:t xml:space="preserve">use the steps on your own</w:t>
@@ -2859,7 +2879,7 @@
               <w:tabs>
                 <w:tab w:val="left" w:pos="432"/>
               </w:tabs>
-              <w:spacing w:before="90" w:after="40" w:line="268" w:lineRule="auto"/>
+              <w:spacing w:before="76" w:after="34" w:line="254" w:lineRule="auto"/>
               <w:ind w:left="432" w:hanging="432"/>
             </w:pPr>
             <w:r>
@@ -2932,7 +2952,7 @@
                     <w:tabs>
                       <w:tab w:val="left" w:pos="340"/>
                     </w:tabs>
-                    <w:spacing w:before="0" w:after="0" w:line="276" w:lineRule="auto"/>
+                    <w:spacing w:before="0" w:after="0" w:line="258" w:lineRule="auto"/>
                     <w:ind w:left="340" w:hanging="340"/>
                   </w:pPr>
                   <w:r>
@@ -2994,7 +3014,7 @@
                     <w:tabs>
                       <w:tab w:val="left" w:pos="340"/>
                     </w:tabs>
-                    <w:spacing w:before="0" w:after="0" w:line="276" w:lineRule="auto"/>
+                    <w:spacing w:before="0" w:after="0" w:line="258" w:lineRule="auto"/>
                     <w:ind w:left="340" w:hanging="340"/>
                   </w:pPr>
                   <w:r>
@@ -3062,7 +3082,7 @@
                     <w:tabs>
                       <w:tab w:val="left" w:pos="340"/>
                     </w:tabs>
-                    <w:spacing w:before="0" w:after="0" w:line="276" w:lineRule="auto"/>
+                    <w:spacing w:before="0" w:after="0" w:line="258" w:lineRule="auto"/>
                     <w:ind w:left="340" w:hanging="340"/>
                   </w:pPr>
                   <w:r>
@@ -3124,7 +3144,7 @@
                     <w:tabs>
                       <w:tab w:val="left" w:pos="340"/>
                     </w:tabs>
-                    <w:spacing w:before="0" w:after="0" w:line="276" w:lineRule="auto"/>
+                    <w:spacing w:before="0" w:after="0" w:line="258" w:lineRule="auto"/>
                     <w:ind w:left="340" w:hanging="340"/>
                   </w:pPr>
                   <w:r>
@@ -3192,7 +3212,7 @@
                     <w:tabs>
                       <w:tab w:val="left" w:pos="340"/>
                     </w:tabs>
-                    <w:spacing w:before="0" w:after="0" w:line="276" w:lineRule="auto"/>
+                    <w:spacing w:before="0" w:after="0" w:line="258" w:lineRule="auto"/>
                     <w:ind w:left="340" w:hanging="340"/>
                   </w:pPr>
                   <w:r>
@@ -3254,7 +3274,7 @@
                     <w:tabs>
                       <w:tab w:val="left" w:pos="340"/>
                     </w:tabs>
-                    <w:spacing w:before="0" w:after="0" w:line="276" w:lineRule="auto"/>
+                    <w:spacing w:before="0" w:after="0" w:line="258" w:lineRule="auto"/>
                     <w:ind w:left="340" w:hanging="340"/>
                   </w:pPr>
                   <w:r>
@@ -3323,6 +3343,7 @@
     </w:p>
     <w:p>
       <w:pPr>
+        <w:pStyle w:val="Heading2"/>
         <w:keepNext/>
         <w:pBdr>
           <w:bottom w:val="single" w:sz="8" w:space="3" w:color="003A70"/>
@@ -3330,7 +3351,7 @@
         <w:tabs>
           <w:tab w:val="right" w:pos="9504"/>
         </w:tabs>
-        <w:spacing w:before="50" w:after="36" w:line="240" w:lineRule="auto"/>
+        <w:spacing w:before="42" w:after="31" w:line="240" w:lineRule="auto"/>
       </w:pPr>
       <w:r>
         <w:rPr>
@@ -3338,7 +3359,7 @@
           <w:b/>
           <w:color w:val="003A70"/>
           <w:spacing w:val="14"/>
-          <w:sz w:val="19"/>
+          <w:sz w:val="22"/>
           <w:szCs w:val="19"/>
         </w:rPr>
         <w:t xml:space="preserve">READY CHECK</w:t>
@@ -3357,7 +3378,7 @@
           <w:rFonts w:ascii="Avenir Next" w:hAnsi="Avenir Next" w:cs="Avenir Next" w:eastAsia="Avenir Next"/>
           <w:i/>
           <w:color w:val="5A5F66"/>
-          <w:sz w:val="17"/>
+          <w:sz w:val="22"/>
           <w:szCs w:val="17"/>
         </w:rPr>
         <w:t xml:space="preserve">a problem like the one in today’s lesson</w:t>
@@ -3407,7 +3428,7 @@
               <w:tabs>
                 <w:tab w:val="left" w:pos="432"/>
               </w:tabs>
-              <w:spacing w:before="90" w:after="40" w:line="268" w:lineRule="auto"/>
+              <w:spacing w:before="76" w:after="34" w:line="254" w:lineRule="auto"/>
               <w:ind w:left="432" w:hanging="432"/>
             </w:pPr>
             <w:r>
@@ -3500,7 +3521,7 @@
                     <w:tabs>
                       <w:tab w:val="left" w:pos="340"/>
                     </w:tabs>
-                    <w:spacing w:before="0" w:after="0" w:line="264" w:lineRule="auto"/>
+                    <w:spacing w:before="0" w:after="0" w:line="252" w:lineRule="auto"/>
                     <w:ind w:left="340" w:hanging="340"/>
                   </w:pPr>
                   <w:r>
@@ -3508,44 +3529,44 @@
                       <w:rFonts w:ascii="Avenir Next" w:hAnsi="Avenir Next" w:cs="Avenir Next" w:eastAsia="Avenir Next"/>
                       <w:b/>
                       <w:color w:val="003A70"/>
+                      <w:sz w:val="22"/>
+                      <w:szCs w:val="21"/>
+                    </w:rPr>
+                    <w:t xml:space="preserve">A</w:t>
+                  </w:r>
+                  <w:r>
+                    <w:rPr>
+                      <w:rFonts w:ascii="Avenir Next" w:hAnsi="Avenir Next" w:cs="Avenir Next" w:eastAsia="Avenir Next"/>
+                      <w:color w:val="1A1A1A"/>
                       <w:sz w:val="21"/>
                       <w:szCs w:val="21"/>
                     </w:rPr>
-                    <w:t xml:space="preserve">A</w:t>
-                  </w:r>
-                  <w:r>
-                    <w:rPr>
-                      <w:rFonts w:ascii="Avenir Next" w:hAnsi="Avenir Next" w:cs="Avenir Next" w:eastAsia="Avenir Next"/>
-                      <w:color w:val="1A1A1A"/>
-                      <w:sz w:val="21"/>
+                    <w:tab/>
+                  </w:r>
+                  <w:r>
+                    <w:rPr>
+                      <w:rFonts w:ascii="Avenir Next" w:hAnsi="Avenir Next" w:cs="Avenir Next" w:eastAsia="Avenir Next"/>
+                      <w:color w:val="1A1A1A"/>
+                      <w:sz w:val="22"/>
                       <w:szCs w:val="21"/>
                     </w:rPr>
-                    <w:tab/>
-                  </w:r>
-                  <w:r>
-                    <w:rPr>
-                      <w:rFonts w:ascii="Avenir Next" w:hAnsi="Avenir Next" w:cs="Avenir Next" w:eastAsia="Avenir Next"/>
-                      <w:color w:val="1A1A1A"/>
-                      <w:sz w:val="21"/>
+                    <w:t xml:space="preserve">6(3</w:t>
+                  </w:r>
+                  <w:r>
+                    <w:rPr>
+                      <w:rFonts w:ascii="Avenir Next" w:hAnsi="Avenir Next" w:cs="Avenir Next" w:eastAsia="Avenir Next"/>
+                      <w:i/>
+                      <w:color w:val="1A1A1A"/>
+                      <w:sz w:val="22"/>
                       <w:szCs w:val="21"/>
                     </w:rPr>
-                    <w:t xml:space="preserve">6(3</w:t>
-                  </w:r>
-                  <w:r>
-                    <w:rPr>
-                      <w:rFonts w:ascii="Avenir Next" w:hAnsi="Avenir Next" w:cs="Avenir Next" w:eastAsia="Avenir Next"/>
-                      <w:i/>
-                      <w:color w:val="1A1A1A"/>
-                      <w:sz w:val="21"/>
-                      <w:szCs w:val="21"/>
-                    </w:rPr>
                     <w:t xml:space="preserve">x</w:t>
                   </w:r>
                   <w:r>
                     <w:rPr>
                       <w:rFonts w:ascii="Avenir Next" w:hAnsi="Avenir Next" w:cs="Avenir Next" w:eastAsia="Avenir Next"/>
                       <w:color w:val="1A1A1A"/>
-                      <w:sz w:val="21"/>
+                      <w:sz w:val="22"/>
                       <w:szCs w:val="21"/>
                     </w:rPr>
                     <w:t xml:space="preserve"> + 2)</w:t>
@@ -3562,7 +3583,7 @@
                     <w:tabs>
                       <w:tab w:val="left" w:pos="340"/>
                     </w:tabs>
-                    <w:spacing w:before="0" w:after="0" w:line="264" w:lineRule="auto"/>
+                    <w:spacing w:before="0" w:after="0" w:line="252" w:lineRule="auto"/>
                     <w:ind w:left="340" w:hanging="340"/>
                   </w:pPr>
                   <w:r>
@@ -3570,44 +3591,44 @@
                       <w:rFonts w:ascii="Avenir Next" w:hAnsi="Avenir Next" w:cs="Avenir Next" w:eastAsia="Avenir Next"/>
                       <w:b/>
                       <w:color w:val="003A70"/>
+                      <w:sz w:val="22"/>
+                      <w:szCs w:val="21"/>
+                    </w:rPr>
+                    <w:t xml:space="preserve">B</w:t>
+                  </w:r>
+                  <w:r>
+                    <w:rPr>
+                      <w:rFonts w:ascii="Avenir Next" w:hAnsi="Avenir Next" w:cs="Avenir Next" w:eastAsia="Avenir Next"/>
+                      <w:color w:val="1A1A1A"/>
                       <w:sz w:val="21"/>
                       <w:szCs w:val="21"/>
                     </w:rPr>
-                    <w:t xml:space="preserve">B</w:t>
-                  </w:r>
-                  <w:r>
-                    <w:rPr>
-                      <w:rFonts w:ascii="Avenir Next" w:hAnsi="Avenir Next" w:cs="Avenir Next" w:eastAsia="Avenir Next"/>
-                      <w:color w:val="1A1A1A"/>
-                      <w:sz w:val="21"/>
+                    <w:tab/>
+                  </w:r>
+                  <w:r>
+                    <w:rPr>
+                      <w:rFonts w:ascii="Avenir Next" w:hAnsi="Avenir Next" w:cs="Avenir Next" w:eastAsia="Avenir Next"/>
+                      <w:color w:val="1A1A1A"/>
+                      <w:sz w:val="22"/>
                       <w:szCs w:val="21"/>
                     </w:rPr>
-                    <w:tab/>
-                  </w:r>
-                  <w:r>
-                    <w:rPr>
-                      <w:rFonts w:ascii="Avenir Next" w:hAnsi="Avenir Next" w:cs="Avenir Next" w:eastAsia="Avenir Next"/>
-                      <w:color w:val="1A1A1A"/>
-                      <w:sz w:val="21"/>
+                    <w:t xml:space="preserve">2(9</w:t>
+                  </w:r>
+                  <w:r>
+                    <w:rPr>
+                      <w:rFonts w:ascii="Avenir Next" w:hAnsi="Avenir Next" w:cs="Avenir Next" w:eastAsia="Avenir Next"/>
+                      <w:i/>
+                      <w:color w:val="1A1A1A"/>
+                      <w:sz w:val="22"/>
                       <w:szCs w:val="21"/>
                     </w:rPr>
-                    <w:t xml:space="preserve">2(9</w:t>
-                  </w:r>
-                  <w:r>
-                    <w:rPr>
-                      <w:rFonts w:ascii="Avenir Next" w:hAnsi="Avenir Next" w:cs="Avenir Next" w:eastAsia="Avenir Next"/>
-                      <w:i/>
-                      <w:color w:val="1A1A1A"/>
-                      <w:sz w:val="21"/>
-                      <w:szCs w:val="21"/>
-                    </w:rPr>
                     <w:t xml:space="preserve">x</w:t>
                   </w:r>
                   <w:r>
                     <w:rPr>
                       <w:rFonts w:ascii="Avenir Next" w:hAnsi="Avenir Next" w:cs="Avenir Next" w:eastAsia="Avenir Next"/>
                       <w:color w:val="1A1A1A"/>
-                      <w:sz w:val="21"/>
+                      <w:sz w:val="22"/>
                       <w:szCs w:val="21"/>
                     </w:rPr>
                     <w:t xml:space="preserve"> + 6)</w:t>
@@ -3624,7 +3645,7 @@
                     <w:tabs>
                       <w:tab w:val="left" w:pos="340"/>
                     </w:tabs>
-                    <w:spacing w:before="0" w:after="0" w:line="264" w:lineRule="auto"/>
+                    <w:spacing w:before="0" w:after="0" w:line="252" w:lineRule="auto"/>
                     <w:ind w:left="340" w:hanging="340"/>
                   </w:pPr>
                   <w:r>
@@ -3632,44 +3653,44 @@
                       <w:rFonts w:ascii="Avenir Next" w:hAnsi="Avenir Next" w:cs="Avenir Next" w:eastAsia="Avenir Next"/>
                       <w:b/>
                       <w:color w:val="003A70"/>
+                      <w:sz w:val="22"/>
+                      <w:szCs w:val="21"/>
+                    </w:rPr>
+                    <w:t xml:space="preserve">C</w:t>
+                  </w:r>
+                  <w:r>
+                    <w:rPr>
+                      <w:rFonts w:ascii="Avenir Next" w:hAnsi="Avenir Next" w:cs="Avenir Next" w:eastAsia="Avenir Next"/>
+                      <w:color w:val="1A1A1A"/>
                       <w:sz w:val="21"/>
                       <w:szCs w:val="21"/>
                     </w:rPr>
-                    <w:t xml:space="preserve">C</w:t>
-                  </w:r>
-                  <w:r>
-                    <w:rPr>
-                      <w:rFonts w:ascii="Avenir Next" w:hAnsi="Avenir Next" w:cs="Avenir Next" w:eastAsia="Avenir Next"/>
-                      <w:color w:val="1A1A1A"/>
-                      <w:sz w:val="21"/>
+                    <w:tab/>
+                  </w:r>
+                  <w:r>
+                    <w:rPr>
+                      <w:rFonts w:ascii="Avenir Next" w:hAnsi="Avenir Next" w:cs="Avenir Next" w:eastAsia="Avenir Next"/>
+                      <w:color w:val="1A1A1A"/>
+                      <w:sz w:val="22"/>
                       <w:szCs w:val="21"/>
                     </w:rPr>
-                    <w:tab/>
-                  </w:r>
-                  <w:r>
-                    <w:rPr>
-                      <w:rFonts w:ascii="Avenir Next" w:hAnsi="Avenir Next" w:cs="Avenir Next" w:eastAsia="Avenir Next"/>
-                      <w:color w:val="1A1A1A"/>
-                      <w:sz w:val="21"/>
+                    <w:t xml:space="preserve">6(3</w:t>
+                  </w:r>
+                  <w:r>
+                    <w:rPr>
+                      <w:rFonts w:ascii="Avenir Next" w:hAnsi="Avenir Next" w:cs="Avenir Next" w:eastAsia="Avenir Next"/>
+                      <w:i/>
+                      <w:color w:val="1A1A1A"/>
+                      <w:sz w:val="22"/>
                       <w:szCs w:val="21"/>
                     </w:rPr>
-                    <w:t xml:space="preserve">6(3</w:t>
-                  </w:r>
-                  <w:r>
-                    <w:rPr>
-                      <w:rFonts w:ascii="Avenir Next" w:hAnsi="Avenir Next" w:cs="Avenir Next" w:eastAsia="Avenir Next"/>
-                      <w:i/>
-                      <w:color w:val="1A1A1A"/>
-                      <w:sz w:val="21"/>
-                      <w:szCs w:val="21"/>
-                    </w:rPr>
                     <w:t xml:space="preserve">x</w:t>
                   </w:r>
                   <w:r>
                     <w:rPr>
                       <w:rFonts w:ascii="Avenir Next" w:hAnsi="Avenir Next" w:cs="Avenir Next" w:eastAsia="Avenir Next"/>
                       <w:color w:val="1A1A1A"/>
-                      <w:sz w:val="21"/>
+                      <w:sz w:val="22"/>
                       <w:szCs w:val="21"/>
                     </w:rPr>
                     <w:t xml:space="preserve"> + 12)</w:t>
@@ -3686,7 +3707,7 @@
                     <w:tabs>
                       <w:tab w:val="left" w:pos="340"/>
                     </w:tabs>
-                    <w:spacing w:before="0" w:after="0" w:line="264" w:lineRule="auto"/>
+                    <w:spacing w:before="0" w:after="0" w:line="252" w:lineRule="auto"/>
                     <w:ind w:left="340" w:hanging="340"/>
                   </w:pPr>
                   <w:r>
@@ -3694,44 +3715,44 @@
                       <w:rFonts w:ascii="Avenir Next" w:hAnsi="Avenir Next" w:cs="Avenir Next" w:eastAsia="Avenir Next"/>
                       <w:b/>
                       <w:color w:val="003A70"/>
+                      <w:sz w:val="22"/>
+                      <w:szCs w:val="21"/>
+                    </w:rPr>
+                    <w:t xml:space="preserve">D</w:t>
+                  </w:r>
+                  <w:r>
+                    <w:rPr>
+                      <w:rFonts w:ascii="Avenir Next" w:hAnsi="Avenir Next" w:cs="Avenir Next" w:eastAsia="Avenir Next"/>
+                      <w:color w:val="1A1A1A"/>
                       <w:sz w:val="21"/>
                       <w:szCs w:val="21"/>
                     </w:rPr>
-                    <w:t xml:space="preserve">D</w:t>
-                  </w:r>
-                  <w:r>
-                    <w:rPr>
-                      <w:rFonts w:ascii="Avenir Next" w:hAnsi="Avenir Next" w:cs="Avenir Next" w:eastAsia="Avenir Next"/>
-                      <w:color w:val="1A1A1A"/>
-                      <w:sz w:val="21"/>
+                    <w:tab/>
+                  </w:r>
+                  <w:r>
+                    <w:rPr>
+                      <w:rFonts w:ascii="Avenir Next" w:hAnsi="Avenir Next" w:cs="Avenir Next" w:eastAsia="Avenir Next"/>
+                      <w:color w:val="1A1A1A"/>
+                      <w:sz w:val="22"/>
                       <w:szCs w:val="21"/>
                     </w:rPr>
-                    <w:tab/>
-                  </w:r>
-                  <w:r>
-                    <w:rPr>
-                      <w:rFonts w:ascii="Avenir Next" w:hAnsi="Avenir Next" w:cs="Avenir Next" w:eastAsia="Avenir Next"/>
-                      <w:color w:val="1A1A1A"/>
-                      <w:sz w:val="21"/>
+                    <w:t xml:space="preserve">3(6</w:t>
+                  </w:r>
+                  <w:r>
+                    <w:rPr>
+                      <w:rFonts w:ascii="Avenir Next" w:hAnsi="Avenir Next" w:cs="Avenir Next" w:eastAsia="Avenir Next"/>
+                      <w:i/>
+                      <w:color w:val="1A1A1A"/>
+                      <w:sz w:val="22"/>
                       <w:szCs w:val="21"/>
                     </w:rPr>
-                    <w:t xml:space="preserve">3(6</w:t>
-                  </w:r>
-                  <w:r>
-                    <w:rPr>
-                      <w:rFonts w:ascii="Avenir Next" w:hAnsi="Avenir Next" w:cs="Avenir Next" w:eastAsia="Avenir Next"/>
-                      <w:i/>
-                      <w:color w:val="1A1A1A"/>
-                      <w:sz w:val="21"/>
-                      <w:szCs w:val="21"/>
-                    </w:rPr>
                     <w:t xml:space="preserve">x</w:t>
                   </w:r>
                   <w:r>
                     <w:rPr>
                       <w:rFonts w:ascii="Avenir Next" w:hAnsi="Avenir Next" w:cs="Avenir Next" w:eastAsia="Avenir Next"/>
                       <w:color w:val="1A1A1A"/>
-                      <w:sz w:val="21"/>
+                      <w:sz w:val="22"/>
                       <w:szCs w:val="21"/>
                     </w:rPr>
                     <w:t xml:space="preserve"> + 4)</w:t>
@@ -3780,19 +3801,42 @@
         <w:tblLook w:val="0000" w:firstRow="0" w:lastRow="0" w:firstColumn="0" w:lastColumn="0" w:noHBand="1" w:noVBand="1"/>
       </w:tblPr>
       <w:tblGrid>
-        <w:gridCol w:w="2000"/>
-        <w:gridCol w:w="2300"/>
-        <w:gridCol w:w="2100"/>
-        <w:gridCol w:w="3104"/>
+        <w:gridCol w:w="1750"/>
+        <w:gridCol w:w="2500"/>
+        <w:gridCol w:w="2200"/>
+        <w:gridCol w:w="3054"/>
       </w:tblGrid>
       <w:tr>
         <w:trPr>
           <w:cantSplit/>
-          <w:trHeight w:val="320" w:hRule="atLeast"/>
+          <w:trHeight w:val="300" w:hRule="atLeast"/>
         </w:trPr>
         <w:tc>
           <w:tcPr>
-            <w:tcW w:w="2000" w:type="dxa"/>
+            <w:tcW w:w="1750" w:type="dxa"/>
+            <w:vAlign w:val="center"/>
+          </w:tcPr>
+          <w:p>
+            <w:pPr>
+              <w:pStyle w:val="Heading2"/>
+              <w:spacing w:before="0" w:after="0" w:line="240" w:lineRule="auto"/>
+            </w:pPr>
+            <w:r>
+              <w:rPr>
+                <w:rFonts w:ascii="Avenir Next" w:hAnsi="Avenir Next" w:cs="Avenir Next" w:eastAsia="Avenir Next"/>
+                <w:b/>
+                <w:color w:val="003A70"/>
+                <w:spacing w:val="12"/>
+                <w:sz w:val="15"/>
+                <w:szCs w:val="15"/>
+              </w:rPr>
+              <w:t xml:space="preserve">CHECK YOURSELF</w:t>
+            </w:r>
+          </w:p>
+        </w:tc>
+        <w:tc>
+          <w:tcPr>
+            <w:tcW w:w="2500" w:type="dxa"/>
             <w:vAlign w:val="center"/>
           </w:tcPr>
           <w:p>
@@ -3801,20 +3845,27 @@
             </w:pPr>
             <w:r>
               <w:rPr>
-                <w:rFonts w:ascii="Avenir Next" w:hAnsi="Avenir Next" w:cs="Avenir Next" w:eastAsia="Avenir Next"/>
-                <w:b/>
-                <w:color w:val="003A70"/>
-                <w:spacing w:val="12"/>
-                <w:sz w:val="15"/>
-                <w:szCs w:val="15"/>
-              </w:rPr>
-              <w:t xml:space="preserve">CHECK YOURSELF</w:t>
+                <w:rFonts w:ascii="Arial" w:hAnsi="Arial" w:cs="Arial" w:eastAsia="Arial"/>
+                <w:color w:val="1A1A1A"/>
+                <w:sz w:val="20"/>
+                <w:szCs w:val="20"/>
+              </w:rPr>
+              <w:t xml:space="preserve">□</w:t>
+            </w:r>
+            <w:r>
+              <w:rPr>
+                <w:rFonts w:ascii="Avenir Next" w:hAnsi="Avenir Next" w:cs="Avenir Next" w:eastAsia="Avenir Next"/>
+                <w:color w:val="1A1A1A"/>
+                <w:sz w:val="17"/>
+                <w:szCs w:val="17"/>
+              </w:rPr>
+              <w:t xml:space="preserve">  I can do this on my own</w:t>
             </w:r>
           </w:p>
         </w:tc>
         <w:tc>
           <w:tcPr>
-            <w:tcW w:w="2300" w:type="dxa"/>
+            <w:tcW w:w="2200" w:type="dxa"/>
             <w:vAlign w:val="center"/>
           </w:tcPr>
           <w:p>
@@ -3825,8 +3876,8 @@
               <w:rPr>
                 <w:rFonts w:ascii="Arial" w:hAnsi="Arial" w:cs="Arial" w:eastAsia="Arial"/>
                 <w:color w:val="1A1A1A"/>
-                <w:sz w:val="24"/>
-                <w:szCs w:val="24"/>
+                <w:sz w:val="20"/>
+                <w:szCs w:val="20"/>
               </w:rPr>
               <w:t xml:space="preserve">□</w:t>
             </w:r>
@@ -3837,13 +3888,13 @@
                 <w:sz w:val="17"/>
                 <w:szCs w:val="17"/>
               </w:rPr>
-              <w:t xml:space="preserve">  I can do this on my own</w:t>
+              <w:t xml:space="preserve">  I need a little help</w:t>
             </w:r>
           </w:p>
         </w:tc>
         <w:tc>
           <w:tcPr>
-            <w:tcW w:w="2100" w:type="dxa"/>
+            <w:tcW w:w="3054" w:type="dxa"/>
             <w:vAlign w:val="center"/>
           </w:tcPr>
           <w:p>
@@ -3854,37 +3905,8 @@
               <w:rPr>
                 <w:rFonts w:ascii="Arial" w:hAnsi="Arial" w:cs="Arial" w:eastAsia="Arial"/>
                 <w:color w:val="1A1A1A"/>
-                <w:sz w:val="24"/>
-                <w:szCs w:val="24"/>
-              </w:rPr>
-              <w:t xml:space="preserve">□</w:t>
-            </w:r>
-            <w:r>
-              <w:rPr>
-                <w:rFonts w:ascii="Avenir Next" w:hAnsi="Avenir Next" w:cs="Avenir Next" w:eastAsia="Avenir Next"/>
-                <w:color w:val="1A1A1A"/>
-                <w:sz w:val="17"/>
-                <w:szCs w:val="17"/>
-              </w:rPr>
-              <w:t xml:space="preserve">  I need a little help</w:t>
-            </w:r>
-          </w:p>
-        </w:tc>
-        <w:tc>
-          <w:tcPr>
-            <w:tcW w:w="3104" w:type="dxa"/>
-            <w:vAlign w:val="center"/>
-          </w:tcPr>
-          <w:p>
-            <w:pPr>
-              <w:spacing w:before="0" w:after="0" w:line="240" w:lineRule="auto"/>
-            </w:pPr>
-            <w:r>
-              <w:rPr>
-                <w:rFonts w:ascii="Arial" w:hAnsi="Arial" w:cs="Arial" w:eastAsia="Arial"/>
-                <w:color w:val="1A1A1A"/>
-                <w:sz w:val="24"/>
-                <w:szCs w:val="24"/>
+                <w:sz w:val="20"/>
+                <w:szCs w:val="20"/>
               </w:rPr>
               <w:t xml:space="preserve">□</w:t>
             </w:r>
@@ -3919,7 +3941,7 @@
     <w:sectPr>
       <w:footerReference w:type="default" r:id="rIdFooter1"/>
       <w:pgSz w:w="12240" w:h="15840"/>
-      <w:pgMar w:top="893" w:right="1224" w:bottom="835" w:left="1512" w:header="432" w:footer="432" w:gutter="0"/>
+      <w:pgMar w:top="780" w:right="1224" w:bottom="760" w:left="1512" w:header="432" w:footer="432" w:gutter="0"/>
       <w:cols w:space="720"/>
     </w:sectPr>
   </w:body>
@@ -3999,7 +4021,106 @@
               <w:sz w:val="15"/>
               <w:szCs w:val="15"/>
             </w:rPr>
-            <w:t xml:space="preserve">Lesson 6-8  ·  Session 2  ·  Prerequisite Practice A</w:t>
+            <w:t xml:space="preserve">6-8 · Page </w:t>
+          </w:r>
+          <w:r>
+            <w:rPr>
+              <w:rFonts w:ascii="Avenir Next" w:hAnsi="Avenir Next" w:cs="Avenir Next" w:eastAsia="Avenir Next"/>
+              <w:color w:val="5A5F66"/>
+              <w:sz w:val="15"/>
+              <w:szCs w:val="15"/>
+            </w:rPr>
+            <w:fldChar w:fldCharType="begin"/>
+          </w:r>
+          <w:r>
+            <w:rPr>
+              <w:rFonts w:ascii="Avenir Next" w:hAnsi="Avenir Next" w:cs="Avenir Next" w:eastAsia="Avenir Next"/>
+              <w:color w:val="5A5F66"/>
+              <w:sz w:val="15"/>
+              <w:szCs w:val="15"/>
+            </w:rPr>
+            <w:instrText xml:space="preserve"> PAGE </w:instrText>
+          </w:r>
+          <w:r>
+            <w:rPr>
+              <w:rFonts w:ascii="Avenir Next" w:hAnsi="Avenir Next" w:cs="Avenir Next" w:eastAsia="Avenir Next"/>
+              <w:color w:val="5A5F66"/>
+              <w:sz w:val="15"/>
+              <w:szCs w:val="15"/>
+            </w:rPr>
+            <w:fldChar w:fldCharType="separate"/>
+          </w:r>
+          <w:r>
+            <w:rPr>
+              <w:rFonts w:ascii="Avenir Next" w:hAnsi="Avenir Next" w:cs="Avenir Next" w:eastAsia="Avenir Next"/>
+              <w:color w:val="5A5F66"/>
+              <w:sz w:val="15"/>
+              <w:szCs w:val="15"/>
+            </w:rPr>
+            <w:t xml:space="preserve">1</w:t>
+          </w:r>
+          <w:r>
+            <w:rPr>
+              <w:rFonts w:ascii="Avenir Next" w:hAnsi="Avenir Next" w:cs="Avenir Next" w:eastAsia="Avenir Next"/>
+              <w:color w:val="5A5F66"/>
+              <w:sz w:val="15"/>
+              <w:szCs w:val="15"/>
+            </w:rPr>
+            <w:fldChar w:fldCharType="end"/>
+          </w:r>
+          <w:r>
+            <w:rPr>
+              <w:rFonts w:ascii="Avenir Next" w:hAnsi="Avenir Next" w:cs="Avenir Next" w:eastAsia="Avenir Next"/>
+              <w:color w:val="5A5F66"/>
+              <w:sz w:val="15"/>
+              <w:szCs w:val="15"/>
+            </w:rPr>
+            <w:t xml:space="preserve"> of </w:t>
+          </w:r>
+          <w:r>
+            <w:rPr>
+              <w:rFonts w:ascii="Avenir Next" w:hAnsi="Avenir Next" w:cs="Avenir Next" w:eastAsia="Avenir Next"/>
+              <w:color w:val="5A5F66"/>
+              <w:sz w:val="15"/>
+              <w:szCs w:val="15"/>
+            </w:rPr>
+            <w:fldChar w:fldCharType="begin"/>
+          </w:r>
+          <w:r>
+            <w:rPr>
+              <w:rFonts w:ascii="Avenir Next" w:hAnsi="Avenir Next" w:cs="Avenir Next" w:eastAsia="Avenir Next"/>
+              <w:color w:val="5A5F66"/>
+              <w:sz w:val="15"/>
+              <w:szCs w:val="15"/>
+            </w:rPr>
+            <w:instrText xml:space="preserve"> NUMPAGES </w:instrText>
+          </w:r>
+          <w:r>
+            <w:rPr>
+              <w:rFonts w:ascii="Avenir Next" w:hAnsi="Avenir Next" w:cs="Avenir Next" w:eastAsia="Avenir Next"/>
+              <w:color w:val="5A5F66"/>
+              <w:sz w:val="15"/>
+              <w:szCs w:val="15"/>
+            </w:rPr>
+            <w:fldChar w:fldCharType="separate"/>
+          </w:r>
+          <w:r>
+            <w:rPr>
+              <w:rFonts w:ascii="Avenir Next" w:hAnsi="Avenir Next" w:cs="Avenir Next" w:eastAsia="Avenir Next"/>
+              <w:color w:val="5A5F66"/>
+              <w:sz w:val="15"/>
+              <w:szCs w:val="15"/>
+            </w:rPr>
+            <w:t xml:space="preserve">1</w:t>
+          </w:r>
+          <w:r>
+            <w:rPr>
+              <w:rFonts w:ascii="Avenir Next" w:hAnsi="Avenir Next" w:cs="Avenir Next" w:eastAsia="Avenir Next"/>
+              <w:color w:val="5A5F66"/>
+              <w:sz w:val="15"/>
+              <w:szCs w:val="15"/>
+            </w:rPr>
+            <w:fldChar w:fldCharType="end"/>
           </w:r>
         </w:p>
       </w:tc>
@@ -4042,5 +4163,23 @@
       </w:tblCellMar>
     </w:tblPr>
   </w:style>
+  <w:style w:type="paragraph" w:styleId="Heading1">
+    <w:name w:val="heading 1"/>
+    <w:basedOn w:val="Normal"/>
+    <w:pPr>
+      <w:outlineLvl w:val="0"/>
+      <w:keepNext w:val="0"/>
+      <w:keepLines w:val="0"/>
+    </w:pPr>
+  </w:style>
+  <w:style w:type="paragraph" w:styleId="Heading2">
+    <w:name w:val="heading 2"/>
+    <w:basedOn w:val="Normal"/>
+    <w:pPr>
+      <w:outlineLvl w:val="1"/>
+      <w:keepNext w:val="0"/>
+      <w:keepLines w:val="0"/>
+    </w:pPr>
+  </w:style>
 </w:styles>
 </file>